--- a/LSTM_Stock_Prediction_Documentation.docx
+++ b/LSTM_Stock_Prediction_Documentation.docx
@@ -1,10 +1,10 @@
 
 <file path=word/document.xml><?xml version="1.0" encoding="utf-8"?>
-<w:document xmlns:wpc="http://schemas.microsoft.com/office/word/2010/wordprocessingCanvas" xmlns:cx="http://schemas.microsoft.com/office/drawing/2014/chartex" xmlns:cx1="http://schemas.microsoft.com/office/drawing/2015/9/8/chartex" xmlns:cx2="http://schemas.microsoft.com/office/drawing/2015/10/21/chartex" xmlns:cx3="http://schemas.microsoft.com/office/drawing/2016/5/9/chartex" xmlns:cx4="http://schemas.microsoft.com/office/drawing/2016/5/10/chartex" xmlns:cx5="http://schemas.microsoft.com/office/drawing/2016/5/11/chartex" xmlns:cx6="http://schemas.microsoft.com/office/drawing/2016/5/12/chartex" xmlns:cx7="http://schemas.microsoft.com/office/drawing/2016/5/13/chartex" xmlns:cx8="http://schemas.microsoft.com/office/drawing/2016/5/14/chartex" xmlns:mc="http://schemas.openxmlformats.org/markup-compatibility/2006" xmlns:aink="http://schemas.microsoft.com/office/drawing/2016/ink" xmlns:am3d="http://schemas.microsoft.com/office/drawing/2017/model3d" xmlns:o="urn:schemas-microsoft-com:office:office" xmlns:oel="http://schemas.microsoft.com/office/2019/extlst" xmlns:r="http://schemas.openxmlformats.org/officeDocument/2006/relationships" xmlns:m="http://schemas.openxmlformats.org/officeDocument/2006/math" xmlns:v="urn:schemas-microsoft-com:vml" xmlns:wp14="http://schemas.microsoft.com/office/word/2010/wordprocessingDrawing" xmlns:wp="http://schemas.openxmlformats.org/drawingml/2006/wordprocessingDrawing" xmlns:w10="urn:schemas-microsoft-com:office:word" xmlns:w="http://schemas.openxmlformats.org/wordprocessingml/2006/main" xmlns:w14="http://schemas.microsoft.com/office/word/2010/wordml" xmlns:w15="http://schemas.microsoft.com/office/word/2012/wordml" xmlns:w16cex="http://schemas.microsoft.com/office/word/2018/wordml/cex" xmlns:w16cid="http://schemas.microsoft.com/office/word/2016/wordml/cid" xmlns:w16="http://schemas.microsoft.com/office/word/2018/wordml" xmlns:w16du="http://schemas.microsoft.com/office/word/2023/wordml/word16du" xmlns:w16sdtdh="http://schemas.microsoft.com/office/word/2020/wordml/sdtdatahash" xmlns:w16sdtfl="http://schemas.microsoft.com/office/word/2024/wordml/sdtformatlock" xmlns:w16se="http://schemas.microsoft.com/office/word/2015/wordml/symex" xmlns:wpg="http://schemas.microsoft.com/office/word/2010/wordprocessingGroup" xmlns:wpi="http://schemas.microsoft.com/office/word/2010/wordprocessingInk" xmlns:wne="http://schemas.microsoft.com/office/word/2006/wordml" xmlns:wps="http://schemas.microsoft.com/office/word/2010/wordprocessingShape" mc:Ignorable="w14 w15 w16se w16cid w16 w16cex w16sdtdh w16sdtfl w16du wp14">
+<w:document xmlns:wpc="http://schemas.microsoft.com/office/word/2010/wordprocessingCanvas" xmlns:cx="http://schemas.microsoft.com/office/drawing/2014/chartex" xmlns:cx1="http://schemas.microsoft.com/office/drawing/2015/9/8/chartex" xmlns:cx2="http://schemas.microsoft.com/office/drawing/2015/10/21/chartex" xmlns:cx3="http://schemas.microsoft.com/office/drawing/2016/5/9/chartex" xmlns:cx4="http://schemas.microsoft.com/office/drawing/2016/5/10/chartex" xmlns:cx5="http://schemas.microsoft.com/office/drawing/2016/5/11/chartex" xmlns:cx6="http://schemas.microsoft.com/office/drawing/2016/5/12/chartex" xmlns:cx7="http://schemas.microsoft.com/office/drawing/2016/5/13/chartex" xmlns:cx8="http://schemas.microsoft.com/office/drawing/2016/5/14/chartex" xmlns:mc="http://schemas.openxmlformats.org/markup-compatibility/2006" xmlns:aink="http://schemas.microsoft.com/office/drawing/2016/ink" xmlns:am3d="http://schemas.microsoft.com/office/drawing/2017/model3d" xmlns:o="urn:schemas-microsoft-com:office:office" xmlns:oel="http://schemas.microsoft.com/office/2019/extlst" xmlns:r="http://schemas.openxmlformats.org/officeDocument/2006/relationships" xmlns:m="http://schemas.openxmlformats.org/officeDocument/2006/math" xmlns:v="urn:schemas-microsoft-com:vml" xmlns:wp14="http://schemas.microsoft.com/office/word/2010/wordprocessingDrawing" xmlns:wp="http://schemas.openxmlformats.org/drawingml/2006/wordprocessingDrawing" xmlns:w10="urn:schemas-microsoft-com:office:word" xmlns:w="http://schemas.openxmlformats.org/wordprocessingml/2006/main" xmlns:w14="http://schemas.microsoft.com/office/word/2010/wordml" xmlns:w15="http://schemas.microsoft.com/office/word/2012/wordml" xmlns:w16cex="http://schemas.microsoft.com/office/word/2018/wordml/cex" xmlns:w16cid="http://schemas.microsoft.com/office/word/2016/wordml/cid" xmlns:w16="http://schemas.microsoft.com/office/word/2018/wordml" xmlns:w16sdtdh="http://schemas.microsoft.com/office/word/2020/wordml/sdtdatahash" xmlns:w16se="http://schemas.microsoft.com/office/word/2015/wordml/symex" xmlns:wpg="http://schemas.microsoft.com/office/word/2010/wordprocessingGroup" xmlns:wpi="http://schemas.microsoft.com/office/word/2010/wordprocessingInk" xmlns:wne="http://schemas.microsoft.com/office/word/2006/wordml" xmlns:wps="http://schemas.microsoft.com/office/word/2010/wordprocessingShape" mc:Ignorable="w14 w15 w16se w16cid w16 w16cex w16sdtdh wp14">
   <w:body>
     <w:p>
       <w:pPr>
-        <w:pStyle w:val="Title"/>
+        <w:pStyle w:val="Titel"/>
       </w:pPr>
       <w:r>
         <w:t>Project Documentation: AI-Driven LSTM Model for Top US Stocks</w:t>
@@ -12,7 +12,7 @@
     </w:p>
     <w:p>
       <w:pPr>
-        <w:pStyle w:val="Heading1"/>
+        <w:pStyle w:val="berschrift1"/>
       </w:pPr>
       <w:r>
         <w:t>1. Introduction</w:t>
@@ -37,7 +37,7 @@
     </w:p>
     <w:p>
       <w:pPr>
-        <w:pStyle w:val="Heading1"/>
+        <w:pStyle w:val="berschrift1"/>
       </w:pPr>
       <w:r>
         <w:t>2. Problem Statement</w:t>
@@ -50,7 +50,7 @@
     </w:p>
     <w:p>
       <w:pPr>
-        <w:pStyle w:val="Heading1"/>
+        <w:pStyle w:val="berschrift1"/>
       </w:pPr>
       <w:r>
         <w:t>3. Why LSTM?</w:t>
@@ -63,7 +63,7 @@
     </w:p>
     <w:p>
       <w:pPr>
-        <w:pStyle w:val="Heading1"/>
+        <w:pStyle w:val="berschrift1"/>
       </w:pPr>
       <w:r>
         <w:t>4. Model Architecture</w:t>
@@ -138,7 +138,7 @@
     </w:p>
     <w:p>
       <w:pPr>
-        <w:pStyle w:val="Heading1"/>
+        <w:pStyle w:val="berschrift1"/>
       </w:pPr>
       <w:r>
         <w:t>5. Data</w:t>
@@ -153,21 +153,38 @@
         <w:t>- Apple (AAPL)</w:t>
       </w:r>
       <w:r>
+        <w:t xml:space="preserve"> (D)</w:t>
+      </w:r>
+      <w:r>
         <w:br/>
         <w:t>- Microsoft (MSFT)</w:t>
+      </w:r>
+      <w:r>
+        <w:t>(D)</w:t>
       </w:r>
       <w:r>
         <w:br/>
         <w:t>- Amazon (AMZN)</w:t>
       </w:r>
       <w:r>
+        <w:t>(D)</w:t>
+      </w:r>
+      <w:r>
         <w:br/>
         <w:t>- Alphabet (GOOGL)</w:t>
+      </w:r>
+      <w:r>
+        <w:t>(D)</w:t>
       </w:r>
       <w:r>
         <w:br/>
         <w:t>- Nvidia (NVDA)</w:t>
       </w:r>
+      <w:r>
+        <w:t>(D)</w:t>
+      </w:r>
+    </w:p>
+    <w:p>
       <w:r>
         <w:br/>
         <w:t>- Tesla (TSLA)</w:t>
@@ -200,7 +217,24 @@
     </w:p>
     <w:p>
       <w:r>
-        <w:t>-Bitcoin(optional to check the accuracy on crypto)</w:t>
+        <w:t>-Bitcoin</w:t>
+      </w:r>
+      <w:r>
+        <w:t xml:space="preserve"> &amp;Gold </w:t>
+      </w:r>
+      <w:r>
+        <w:t>(optional to check the accuracy on crypto)</w:t>
+      </w:r>
+      <w:r>
+        <w:t xml:space="preserve"> </w:t>
+      </w:r>
+      <w:r>
+        <w:t>(open,close time????)</w:t>
+      </w:r>
+    </w:p>
+    <w:p>
+      <w:r>
+        <w:t>Get sorted with opening and closing times according to stocks.</w:t>
       </w:r>
       <w:r>
         <w:br/>
@@ -211,7 +245,7 @@
     </w:p>
     <w:p>
       <w:pPr>
-        <w:pStyle w:val="Heading1"/>
+        <w:pStyle w:val="berschrift1"/>
       </w:pPr>
       <w:r>
         <w:t>6. Evaluation Metrics</w:t>
@@ -232,7 +266,7 @@
     </w:p>
     <w:p>
       <w:pPr>
-        <w:pStyle w:val="Heading1"/>
+        <w:pStyle w:val="berschrift1"/>
       </w:pPr>
       <w:r>
         <w:t>7. Results</w:t>
@@ -245,7 +279,7 @@
     </w:p>
     <w:p>
       <w:pPr>
-        <w:pStyle w:val="Heading1"/>
+        <w:pStyle w:val="berschrift1"/>
       </w:pPr>
       <w:r>
         <w:t>8. Limitations</w:t>
@@ -278,7 +312,7 @@
     </w:p>
     <w:p>
       <w:pPr>
-        <w:pStyle w:val="Heading1"/>
+        <w:pStyle w:val="berschrift1"/>
       </w:pPr>
       <w:r>
         <w:lastRenderedPageBreak/>
@@ -295,7 +329,7 @@
     </w:p>
     <w:p>
       <w:pPr>
-        <w:pStyle w:val="Heading1"/>
+        <w:pStyle w:val="berschrift1"/>
       </w:pPr>
       <w:r>
         <w:t>10. Conclusion</w:t>
@@ -303,23 +337,14 @@
     </w:p>
     <w:p>
       <w:pPr>
-        <w:pStyle w:val="Heading1"/>
-        <w:rPr>
-          <w:lang w:val="de-DE"/>
-        </w:rPr>
+        <w:pStyle w:val="berschrift1"/>
       </w:pPr>
       <w:r>
-        <w:rPr>
-          <w:lang w:val="de-DE"/>
-        </w:rPr>
         <w:t>References</w:t>
       </w:r>
     </w:p>
     <w:p>
       <w:r>
-        <w:rPr>
-          <w:lang w:val="de-DE"/>
-        </w:rPr>
         <w:t xml:space="preserve">- Hochreiter, S., &amp; Schmidhuber, J. (1997). </w:t>
       </w:r>
       <w:r>
@@ -362,6 +387,77 @@
         <w:t>- Zuckerman, G. (2019). The Man Who Solved the Market.</w:t>
       </w:r>
     </w:p>
+    <w:p>
+      <w:r>
+        <w:t>Github repo :</w:t>
+      </w:r>
+      <w:hyperlink r:id="rId6" w:history="1">
+        <w:r>
+          <w:rPr>
+            <w:rStyle w:val="Hyperlink"/>
+          </w:rPr>
+          <w:t>VN30 stock prediction by LSTM model: accuracy 90%</w:t>
+        </w:r>
+      </w:hyperlink>
+    </w:p>
+    <w:p/>
+    <w:p/>
+    <w:p/>
+    <w:p>
+      <w:r>
+        <w:rPr>
+          <w:noProof/>
+        </w:rPr>
+        <w:drawing>
+          <wp:inline distT="0" distB="0" distL="0" distR="0" wp14:anchorId="7F19886C" wp14:editId="64D63428">
+            <wp:extent cx="5486400" cy="2850515"/>
+            <wp:effectExtent l="0" t="0" r="0" b="6985"/>
+            <wp:docPr id="1" name="Grafik 1"/>
+            <wp:cNvGraphicFramePr>
+              <a:graphicFrameLocks xmlns:a="http://schemas.openxmlformats.org/drawingml/2006/main" noChangeAspect="1"/>
+            </wp:cNvGraphicFramePr>
+            <a:graphic xmlns:a="http://schemas.openxmlformats.org/drawingml/2006/main">
+              <a:graphicData uri="http://schemas.openxmlformats.org/drawingml/2006/picture">
+                <pic:pic xmlns:pic="http://schemas.openxmlformats.org/drawingml/2006/picture">
+                  <pic:nvPicPr>
+                    <pic:cNvPr id="0" name="Picture 1"/>
+                    <pic:cNvPicPr>
+                      <a:picLocks noChangeAspect="1" noChangeArrowheads="1"/>
+                    </pic:cNvPicPr>
+                  </pic:nvPicPr>
+                  <pic:blipFill>
+                    <a:blip r:embed="rId7">
+                      <a:extLst>
+                        <a:ext uri="{28A0092B-C50C-407E-A947-70E740481C1C}">
+                          <a14:useLocalDpi xmlns:a14="http://schemas.microsoft.com/office/drawing/2010/main" val="0"/>
+                        </a:ext>
+                      </a:extLst>
+                    </a:blip>
+                    <a:srcRect/>
+                    <a:stretch>
+                      <a:fillRect/>
+                    </a:stretch>
+                  </pic:blipFill>
+                  <pic:spPr bwMode="auto">
+                    <a:xfrm>
+                      <a:off x="0" y="0"/>
+                      <a:ext cx="5486400" cy="2850515"/>
+                    </a:xfrm>
+                    <a:prstGeom prst="rect">
+                      <a:avLst/>
+                    </a:prstGeom>
+                    <a:noFill/>
+                    <a:ln>
+                      <a:noFill/>
+                    </a:ln>
+                  </pic:spPr>
+                </pic:pic>
+              </a:graphicData>
+            </a:graphic>
+          </wp:inline>
+        </w:drawing>
+      </w:r>
+    </w:p>
     <w:sectPr>
       <w:pgSz w:w="12240" w:h="15840"/>
       <w:pgMar w:top="1440" w:right="1800" w:bottom="1440" w:left="1800" w:header="720" w:footer="720" w:gutter="0"/>
@@ -373,7 +469,7 @@
 </file>
 
 <file path=word/numbering.xml><?xml version="1.0" encoding="utf-8"?>
-<w:numbering xmlns:wpc="http://schemas.microsoft.com/office/word/2010/wordprocessingCanvas" xmlns:cx="http://schemas.microsoft.com/office/drawing/2014/chartex" xmlns:cx1="http://schemas.microsoft.com/office/drawing/2015/9/8/chartex" xmlns:cx2="http://schemas.microsoft.com/office/drawing/2015/10/21/chartex" xmlns:cx3="http://schemas.microsoft.com/office/drawing/2016/5/9/chartex" xmlns:cx4="http://schemas.microsoft.com/office/drawing/2016/5/10/chartex" xmlns:cx5="http://schemas.microsoft.com/office/drawing/2016/5/11/chartex" xmlns:cx6="http://schemas.microsoft.com/office/drawing/2016/5/12/chartex" xmlns:cx7="http://schemas.microsoft.com/office/drawing/2016/5/13/chartex" xmlns:cx8="http://schemas.microsoft.com/office/drawing/2016/5/14/chartex" xmlns:mc="http://schemas.openxmlformats.org/markup-compatibility/2006" xmlns:aink="http://schemas.microsoft.com/office/drawing/2016/ink" xmlns:am3d="http://schemas.microsoft.com/office/drawing/2017/model3d" xmlns:o="urn:schemas-microsoft-com:office:office" xmlns:oel="http://schemas.microsoft.com/office/2019/extlst" xmlns:r="http://schemas.openxmlformats.org/officeDocument/2006/relationships" xmlns:m="http://schemas.openxmlformats.org/officeDocument/2006/math" xmlns:v="urn:schemas-microsoft-com:vml" xmlns:wp14="http://schemas.microsoft.com/office/word/2010/wordprocessingDrawing" xmlns:wp="http://schemas.openxmlformats.org/drawingml/2006/wordprocessingDrawing" xmlns:w10="urn:schemas-microsoft-com:office:word" xmlns:w="http://schemas.openxmlformats.org/wordprocessingml/2006/main" xmlns:w14="http://schemas.microsoft.com/office/word/2010/wordml" xmlns:w15="http://schemas.microsoft.com/office/word/2012/wordml" xmlns:w16cex="http://schemas.microsoft.com/office/word/2018/wordml/cex" xmlns:w16cid="http://schemas.microsoft.com/office/word/2016/wordml/cid" xmlns:w16="http://schemas.microsoft.com/office/word/2018/wordml" xmlns:w16du="http://schemas.microsoft.com/office/word/2023/wordml/word16du" xmlns:w16sdtdh="http://schemas.microsoft.com/office/word/2020/wordml/sdtdatahash" xmlns:w16sdtfl="http://schemas.microsoft.com/office/word/2024/wordml/sdtformatlock" xmlns:w16se="http://schemas.microsoft.com/office/word/2015/wordml/symex" xmlns:wpg="http://schemas.microsoft.com/office/word/2010/wordprocessingGroup" xmlns:wpi="http://schemas.microsoft.com/office/word/2010/wordprocessingInk" xmlns:wne="http://schemas.microsoft.com/office/word/2006/wordml" xmlns:wps="http://schemas.microsoft.com/office/word/2010/wordprocessingShape" mc:Ignorable="w14 w15 w16se w16cid w16 w16cex w16sdtdh w16sdtfl w16du wp14">
+<w:numbering xmlns:wpc="http://schemas.microsoft.com/office/word/2010/wordprocessingCanvas" xmlns:cx="http://schemas.microsoft.com/office/drawing/2014/chartex" xmlns:cx1="http://schemas.microsoft.com/office/drawing/2015/9/8/chartex" xmlns:cx2="http://schemas.microsoft.com/office/drawing/2015/10/21/chartex" xmlns:cx3="http://schemas.microsoft.com/office/drawing/2016/5/9/chartex" xmlns:cx4="http://schemas.microsoft.com/office/drawing/2016/5/10/chartex" xmlns:cx5="http://schemas.microsoft.com/office/drawing/2016/5/11/chartex" xmlns:cx6="http://schemas.microsoft.com/office/drawing/2016/5/12/chartex" xmlns:cx7="http://schemas.microsoft.com/office/drawing/2016/5/13/chartex" xmlns:cx8="http://schemas.microsoft.com/office/drawing/2016/5/14/chartex" xmlns:mc="http://schemas.openxmlformats.org/markup-compatibility/2006" xmlns:aink="http://schemas.microsoft.com/office/drawing/2016/ink" xmlns:am3d="http://schemas.microsoft.com/office/drawing/2017/model3d" xmlns:o="urn:schemas-microsoft-com:office:office" xmlns:oel="http://schemas.microsoft.com/office/2019/extlst" xmlns:r="http://schemas.openxmlformats.org/officeDocument/2006/relationships" xmlns:m="http://schemas.openxmlformats.org/officeDocument/2006/math" xmlns:v="urn:schemas-microsoft-com:vml" xmlns:wp14="http://schemas.microsoft.com/office/word/2010/wordprocessingDrawing" xmlns:wp="http://schemas.openxmlformats.org/drawingml/2006/wordprocessingDrawing" xmlns:w10="urn:schemas-microsoft-com:office:word" xmlns:w="http://schemas.openxmlformats.org/wordprocessingml/2006/main" xmlns:w14="http://schemas.microsoft.com/office/word/2010/wordml" xmlns:w15="http://schemas.microsoft.com/office/word/2012/wordml" xmlns:w16cex="http://schemas.microsoft.com/office/word/2018/wordml/cex" xmlns:w16cid="http://schemas.microsoft.com/office/word/2016/wordml/cid" xmlns:w16="http://schemas.microsoft.com/office/word/2018/wordml" xmlns:w16sdtdh="http://schemas.microsoft.com/office/word/2020/wordml/sdtdatahash" xmlns:w16se="http://schemas.microsoft.com/office/word/2015/wordml/symex" xmlns:wpg="http://schemas.microsoft.com/office/word/2010/wordprocessingGroup" xmlns:wpi="http://schemas.microsoft.com/office/word/2010/wordprocessingInk" xmlns:wne="http://schemas.microsoft.com/office/word/2006/wordml" xmlns:wps="http://schemas.microsoft.com/office/word/2010/wordprocessingShape" mc:Ignorable="w14 w15 w16se w16cid w16 w16cex w16sdtdh wp14">
   <w:abstractNum w:abstractNumId="0" w15:restartNumberingAfterBreak="0">
     <w:nsid w:val="FFFFFF7C"/>
     <w:multiLevelType w:val="singleLevel"/>
@@ -415,7 +511,7 @@
     <w:lvl w:ilvl="0">
       <w:start w:val="1"/>
       <w:numFmt w:val="decimal"/>
-      <w:pStyle w:val="ListNumber3"/>
+      <w:pStyle w:val="Listennummer3"/>
       <w:lvlText w:val="%1."/>
       <w:lvlJc w:val="left"/>
       <w:pPr>
@@ -433,7 +529,7 @@
     <w:lvl w:ilvl="0">
       <w:start w:val="1"/>
       <w:numFmt w:val="decimal"/>
-      <w:pStyle w:val="ListNumber2"/>
+      <w:pStyle w:val="Listennummer2"/>
       <w:lvlText w:val="%1."/>
       <w:lvlJc w:val="left"/>
       <w:pPr>
@@ -471,7 +567,7 @@
     <w:lvl w:ilvl="0">
       <w:start w:val="1"/>
       <w:numFmt w:val="bullet"/>
-      <w:pStyle w:val="ListBullet3"/>
+      <w:pStyle w:val="Aufzhlungszeichen3"/>
       <w:lvlText w:val=""/>
       <w:lvlJc w:val="left"/>
       <w:pPr>
@@ -492,7 +588,7 @@
     <w:lvl w:ilvl="0">
       <w:start w:val="1"/>
       <w:numFmt w:val="bullet"/>
-      <w:pStyle w:val="ListBullet2"/>
+      <w:pStyle w:val="Aufzhlungszeichen2"/>
       <w:lvlText w:val=""/>
       <w:lvlJc w:val="left"/>
       <w:pPr>
@@ -513,7 +609,7 @@
     <w:lvl w:ilvl="0">
       <w:start w:val="1"/>
       <w:numFmt w:val="decimal"/>
-      <w:pStyle w:val="ListNumber"/>
+      <w:pStyle w:val="Listennummer"/>
       <w:lvlText w:val="%1."/>
       <w:lvlJc w:val="left"/>
       <w:pPr>
@@ -531,7 +627,7 @@
     <w:lvl w:ilvl="0">
       <w:start w:val="1"/>
       <w:numFmt w:val="bullet"/>
-      <w:pStyle w:val="ListBullet"/>
+      <w:pStyle w:val="Aufzhlungszeichen"/>
       <w:lvlText w:val=""/>
       <w:lvlJc w:val="left"/>
       <w:pPr>
@@ -576,7 +672,7 @@
 </file>
 
 <file path=word/styles.xml><?xml version="1.0" encoding="utf-8"?>
-<w:styles xmlns:mc="http://schemas.openxmlformats.org/markup-compatibility/2006" xmlns:r="http://schemas.openxmlformats.org/officeDocument/2006/relationships" xmlns:w="http://schemas.openxmlformats.org/wordprocessingml/2006/main" xmlns:w14="http://schemas.microsoft.com/office/word/2010/wordml" xmlns:w15="http://schemas.microsoft.com/office/word/2012/wordml" xmlns:w16cex="http://schemas.microsoft.com/office/word/2018/wordml/cex" xmlns:w16cid="http://schemas.microsoft.com/office/word/2016/wordml/cid" xmlns:w16="http://schemas.microsoft.com/office/word/2018/wordml" xmlns:w16du="http://schemas.microsoft.com/office/word/2023/wordml/word16du" xmlns:w16sdtdh="http://schemas.microsoft.com/office/word/2020/wordml/sdtdatahash" xmlns:w16sdtfl="http://schemas.microsoft.com/office/word/2024/wordml/sdtformatlock" xmlns:w16se="http://schemas.microsoft.com/office/word/2015/wordml/symex" mc:Ignorable="w14 w15 w16se w16cid w16 w16cex w16sdtdh w16sdtfl w16du">
+<w:styles xmlns:mc="http://schemas.openxmlformats.org/markup-compatibility/2006" xmlns:r="http://schemas.openxmlformats.org/officeDocument/2006/relationships" xmlns:w="http://schemas.openxmlformats.org/wordprocessingml/2006/main" xmlns:w14="http://schemas.microsoft.com/office/word/2010/wordml" xmlns:w15="http://schemas.microsoft.com/office/word/2012/wordml" xmlns:w16cex="http://schemas.microsoft.com/office/word/2018/wordml/cex" xmlns:w16cid="http://schemas.microsoft.com/office/word/2016/wordml/cid" xmlns:w16="http://schemas.microsoft.com/office/word/2018/wordml" xmlns:w16sdtdh="http://schemas.microsoft.com/office/word/2020/wordml/sdtdatahash" xmlns:w16se="http://schemas.microsoft.com/office/word/2015/wordml/symex" mc:Ignorable="w14 w15 w16se w16cid w16 w16cex w16sdtdh">
   <w:docDefaults>
     <w:rPrDefault>
       <w:rPr>
@@ -961,16 +1057,16 @@
     <w:lsdException w:name="Unresolved Mention" w:semiHidden="1" w:unhideWhenUsed="1"/>
     <w:lsdException w:name="Smart Link" w:semiHidden="1" w:unhideWhenUsed="1"/>
   </w:latentStyles>
-  <w:style w:type="paragraph" w:default="1" w:styleId="Normal">
+  <w:style w:type="paragraph" w:default="1" w:styleId="Standard">
     <w:name w:val="Normal"/>
     <w:qFormat/>
     <w:rsid w:val="00FC693F"/>
   </w:style>
-  <w:style w:type="paragraph" w:styleId="Heading1">
+  <w:style w:type="paragraph" w:styleId="berschrift1">
     <w:name w:val="heading 1"/>
-    <w:basedOn w:val="Normal"/>
-    <w:next w:val="Normal"/>
-    <w:link w:val="Heading1Char"/>
+    <w:basedOn w:val="Standard"/>
+    <w:next w:val="Standard"/>
+    <w:link w:val="berschrift1Zchn"/>
     <w:uiPriority w:val="9"/>
     <w:qFormat/>
     <w:rsid w:val="00FC693F"/>
@@ -989,11 +1085,11 @@
       <w:szCs w:val="28"/>
     </w:rPr>
   </w:style>
-  <w:style w:type="paragraph" w:styleId="Heading2">
+  <w:style w:type="paragraph" w:styleId="berschrift2">
     <w:name w:val="heading 2"/>
-    <w:basedOn w:val="Normal"/>
-    <w:next w:val="Normal"/>
-    <w:link w:val="Heading2Char"/>
+    <w:basedOn w:val="Standard"/>
+    <w:next w:val="Standard"/>
+    <w:link w:val="berschrift2Zchn"/>
     <w:uiPriority w:val="9"/>
     <w:unhideWhenUsed/>
     <w:qFormat/>
@@ -1013,11 +1109,11 @@
       <w:szCs w:val="26"/>
     </w:rPr>
   </w:style>
-  <w:style w:type="paragraph" w:styleId="Heading3">
+  <w:style w:type="paragraph" w:styleId="berschrift3">
     <w:name w:val="heading 3"/>
-    <w:basedOn w:val="Normal"/>
-    <w:next w:val="Normal"/>
-    <w:link w:val="Heading3Char"/>
+    <w:basedOn w:val="Standard"/>
+    <w:next w:val="Standard"/>
+    <w:link w:val="berschrift3Zchn"/>
     <w:uiPriority w:val="9"/>
     <w:unhideWhenUsed/>
     <w:qFormat/>
@@ -1035,11 +1131,11 @@
       <w:color w:val="4F81BD" w:themeColor="accent1"/>
     </w:rPr>
   </w:style>
-  <w:style w:type="paragraph" w:styleId="Heading4">
+  <w:style w:type="paragraph" w:styleId="berschrift4">
     <w:name w:val="heading 4"/>
-    <w:basedOn w:val="Normal"/>
-    <w:next w:val="Normal"/>
-    <w:link w:val="Heading4Char"/>
+    <w:basedOn w:val="Standard"/>
+    <w:next w:val="Standard"/>
+    <w:link w:val="berschrift4Zchn"/>
     <w:uiPriority w:val="9"/>
     <w:semiHidden/>
     <w:unhideWhenUsed/>
@@ -1060,11 +1156,11 @@
       <w:color w:val="4F81BD" w:themeColor="accent1"/>
     </w:rPr>
   </w:style>
-  <w:style w:type="paragraph" w:styleId="Heading5">
+  <w:style w:type="paragraph" w:styleId="berschrift5">
     <w:name w:val="heading 5"/>
-    <w:basedOn w:val="Normal"/>
-    <w:next w:val="Normal"/>
-    <w:link w:val="Heading5Char"/>
+    <w:basedOn w:val="Standard"/>
+    <w:next w:val="Standard"/>
+    <w:link w:val="berschrift5Zchn"/>
     <w:uiPriority w:val="9"/>
     <w:semiHidden/>
     <w:unhideWhenUsed/>
@@ -1081,11 +1177,11 @@
       <w:color w:val="243F60" w:themeColor="accent1" w:themeShade="7F"/>
     </w:rPr>
   </w:style>
-  <w:style w:type="paragraph" w:styleId="Heading6">
+  <w:style w:type="paragraph" w:styleId="berschrift6">
     <w:name w:val="heading 6"/>
-    <w:basedOn w:val="Normal"/>
-    <w:next w:val="Normal"/>
-    <w:link w:val="Heading6Char"/>
+    <w:basedOn w:val="Standard"/>
+    <w:next w:val="Standard"/>
+    <w:link w:val="berschrift6Zchn"/>
     <w:uiPriority w:val="9"/>
     <w:semiHidden/>
     <w:unhideWhenUsed/>
@@ -1104,11 +1200,11 @@
       <w:color w:val="243F60" w:themeColor="accent1" w:themeShade="7F"/>
     </w:rPr>
   </w:style>
-  <w:style w:type="paragraph" w:styleId="Heading7">
+  <w:style w:type="paragraph" w:styleId="berschrift7">
     <w:name w:val="heading 7"/>
-    <w:basedOn w:val="Normal"/>
-    <w:next w:val="Normal"/>
-    <w:link w:val="Heading7Char"/>
+    <w:basedOn w:val="Standard"/>
+    <w:next w:val="Standard"/>
+    <w:link w:val="berschrift7Zchn"/>
     <w:uiPriority w:val="9"/>
     <w:semiHidden/>
     <w:unhideWhenUsed/>
@@ -1127,11 +1223,11 @@
       <w:color w:val="404040" w:themeColor="text1" w:themeTint="BF"/>
     </w:rPr>
   </w:style>
-  <w:style w:type="paragraph" w:styleId="Heading8">
+  <w:style w:type="paragraph" w:styleId="berschrift8">
     <w:name w:val="heading 8"/>
-    <w:basedOn w:val="Normal"/>
-    <w:next w:val="Normal"/>
-    <w:link w:val="Heading8Char"/>
+    <w:basedOn w:val="Standard"/>
+    <w:next w:val="Standard"/>
+    <w:link w:val="berschrift8Zchn"/>
     <w:uiPriority w:val="9"/>
     <w:semiHidden/>
     <w:unhideWhenUsed/>
@@ -1150,11 +1246,11 @@
       <w:szCs w:val="20"/>
     </w:rPr>
   </w:style>
-  <w:style w:type="paragraph" w:styleId="Heading9">
+  <w:style w:type="paragraph" w:styleId="berschrift9">
     <w:name w:val="heading 9"/>
-    <w:basedOn w:val="Normal"/>
-    <w:next w:val="Normal"/>
-    <w:link w:val="Heading9Char"/>
+    <w:basedOn w:val="Standard"/>
+    <w:next w:val="Standard"/>
+    <w:link w:val="berschrift9Zchn"/>
     <w:uiPriority w:val="9"/>
     <w:semiHidden/>
     <w:unhideWhenUsed/>
@@ -1175,13 +1271,12 @@
       <w:szCs w:val="20"/>
     </w:rPr>
   </w:style>
-  <w:style w:type="character" w:default="1" w:styleId="DefaultParagraphFont">
+  <w:style w:type="character" w:default="1" w:styleId="Absatz-Standardschriftart">
     <w:name w:val="Default Paragraph Font"/>
     <w:uiPriority w:val="1"/>
-    <w:semiHidden/>
     <w:unhideWhenUsed/>
   </w:style>
-  <w:style w:type="table" w:default="1" w:styleId="TableNormal">
+  <w:style w:type="table" w:default="1" w:styleId="NormaleTabelle">
     <w:name w:val="Normal Table"/>
     <w:uiPriority w:val="99"/>
     <w:semiHidden/>
@@ -1196,16 +1291,16 @@
       </w:tblCellMar>
     </w:tblPr>
   </w:style>
-  <w:style w:type="numbering" w:default="1" w:styleId="NoList">
+  <w:style w:type="numbering" w:default="1" w:styleId="KeineListe">
     <w:name w:val="No List"/>
     <w:uiPriority w:val="99"/>
     <w:semiHidden/>
     <w:unhideWhenUsed/>
   </w:style>
-  <w:style w:type="paragraph" w:styleId="Header">
+  <w:style w:type="paragraph" w:styleId="Kopfzeile">
     <w:name w:val="header"/>
-    <w:basedOn w:val="Normal"/>
-    <w:link w:val="HeaderChar"/>
+    <w:basedOn w:val="Standard"/>
+    <w:link w:val="KopfzeileZchn"/>
     <w:uiPriority w:val="99"/>
     <w:unhideWhenUsed/>
     <w:rsid w:val="00E618BF"/>
@@ -1217,17 +1312,17 @@
       <w:spacing w:after="0" w:line="240" w:lineRule="auto"/>
     </w:pPr>
   </w:style>
-  <w:style w:type="character" w:customStyle="1" w:styleId="HeaderChar">
-    <w:name w:val="Header Char"/>
-    <w:basedOn w:val="DefaultParagraphFont"/>
-    <w:link w:val="Header"/>
+  <w:style w:type="character" w:customStyle="1" w:styleId="KopfzeileZchn">
+    <w:name w:val="Kopfzeile Zchn"/>
+    <w:basedOn w:val="Absatz-Standardschriftart"/>
+    <w:link w:val="Kopfzeile"/>
     <w:uiPriority w:val="99"/>
     <w:rsid w:val="00E618BF"/>
   </w:style>
-  <w:style w:type="paragraph" w:styleId="Footer">
+  <w:style w:type="paragraph" w:styleId="Fuzeile">
     <w:name w:val="footer"/>
-    <w:basedOn w:val="Normal"/>
-    <w:link w:val="FooterChar"/>
+    <w:basedOn w:val="Standard"/>
+    <w:link w:val="FuzeileZchn"/>
     <w:uiPriority w:val="99"/>
     <w:unhideWhenUsed/>
     <w:rsid w:val="00E618BF"/>
@@ -1239,14 +1334,14 @@
       <w:spacing w:after="0" w:line="240" w:lineRule="auto"/>
     </w:pPr>
   </w:style>
-  <w:style w:type="character" w:customStyle="1" w:styleId="FooterChar">
-    <w:name w:val="Footer Char"/>
-    <w:basedOn w:val="DefaultParagraphFont"/>
-    <w:link w:val="Footer"/>
+  <w:style w:type="character" w:customStyle="1" w:styleId="FuzeileZchn">
+    <w:name w:val="Fußzeile Zchn"/>
+    <w:basedOn w:val="Absatz-Standardschriftart"/>
+    <w:link w:val="Fuzeile"/>
     <w:uiPriority w:val="99"/>
     <w:rsid w:val="00E618BF"/>
   </w:style>
-  <w:style w:type="paragraph" w:styleId="NoSpacing">
+  <w:style w:type="paragraph" w:styleId="KeinLeerraum">
     <w:name w:val="No Spacing"/>
     <w:uiPriority w:val="1"/>
     <w:qFormat/>
@@ -1255,10 +1350,10 @@
       <w:spacing w:after="0" w:line="240" w:lineRule="auto"/>
     </w:pPr>
   </w:style>
-  <w:style w:type="character" w:customStyle="1" w:styleId="Heading1Char">
-    <w:name w:val="Heading 1 Char"/>
-    <w:basedOn w:val="DefaultParagraphFont"/>
-    <w:link w:val="Heading1"/>
+  <w:style w:type="character" w:customStyle="1" w:styleId="berschrift1Zchn">
+    <w:name w:val="Überschrift 1 Zchn"/>
+    <w:basedOn w:val="Absatz-Standardschriftart"/>
+    <w:link w:val="berschrift1"/>
     <w:uiPriority w:val="9"/>
     <w:rsid w:val="00FC693F"/>
     <w:rPr>
@@ -1270,10 +1365,10 @@
       <w:szCs w:val="28"/>
     </w:rPr>
   </w:style>
-  <w:style w:type="character" w:customStyle="1" w:styleId="Heading2Char">
-    <w:name w:val="Heading 2 Char"/>
-    <w:basedOn w:val="DefaultParagraphFont"/>
-    <w:link w:val="Heading2"/>
+  <w:style w:type="character" w:customStyle="1" w:styleId="berschrift2Zchn">
+    <w:name w:val="Überschrift 2 Zchn"/>
+    <w:basedOn w:val="Absatz-Standardschriftart"/>
+    <w:link w:val="berschrift2"/>
     <w:uiPriority w:val="9"/>
     <w:rsid w:val="00FC693F"/>
     <w:rPr>
@@ -1285,10 +1380,10 @@
       <w:szCs w:val="26"/>
     </w:rPr>
   </w:style>
-  <w:style w:type="character" w:customStyle="1" w:styleId="Heading3Char">
-    <w:name w:val="Heading 3 Char"/>
-    <w:basedOn w:val="DefaultParagraphFont"/>
-    <w:link w:val="Heading3"/>
+  <w:style w:type="character" w:customStyle="1" w:styleId="berschrift3Zchn">
+    <w:name w:val="Überschrift 3 Zchn"/>
+    <w:basedOn w:val="Absatz-Standardschriftart"/>
+    <w:link w:val="berschrift3"/>
     <w:uiPriority w:val="9"/>
     <w:rsid w:val="00FC693F"/>
     <w:rPr>
@@ -1298,11 +1393,11 @@
       <w:color w:val="4F81BD" w:themeColor="accent1"/>
     </w:rPr>
   </w:style>
-  <w:style w:type="paragraph" w:styleId="Title">
+  <w:style w:type="paragraph" w:styleId="Titel">
     <w:name w:val="Title"/>
-    <w:basedOn w:val="Normal"/>
-    <w:next w:val="Normal"/>
-    <w:link w:val="TitleChar"/>
+    <w:basedOn w:val="Standard"/>
+    <w:next w:val="Standard"/>
+    <w:link w:val="TitelZchn"/>
     <w:uiPriority w:val="10"/>
     <w:qFormat/>
     <w:rsid w:val="00FC693F"/>
@@ -1322,10 +1417,10 @@
       <w:szCs w:val="52"/>
     </w:rPr>
   </w:style>
-  <w:style w:type="character" w:customStyle="1" w:styleId="TitleChar">
-    <w:name w:val="Title Char"/>
-    <w:basedOn w:val="DefaultParagraphFont"/>
-    <w:link w:val="Title"/>
+  <w:style w:type="character" w:customStyle="1" w:styleId="TitelZchn">
+    <w:name w:val="Titel Zchn"/>
+    <w:basedOn w:val="Absatz-Standardschriftart"/>
+    <w:link w:val="Titel"/>
     <w:uiPriority w:val="10"/>
     <w:rsid w:val="00FC693F"/>
     <w:rPr>
@@ -1337,11 +1432,11 @@
       <w:szCs w:val="52"/>
     </w:rPr>
   </w:style>
-  <w:style w:type="paragraph" w:styleId="Subtitle">
+  <w:style w:type="paragraph" w:styleId="Untertitel">
     <w:name w:val="Subtitle"/>
-    <w:basedOn w:val="Normal"/>
-    <w:next w:val="Normal"/>
-    <w:link w:val="SubtitleChar"/>
+    <w:basedOn w:val="Standard"/>
+    <w:next w:val="Standard"/>
+    <w:link w:val="UntertitelZchn"/>
     <w:uiPriority w:val="11"/>
     <w:qFormat/>
     <w:rsid w:val="00FC693F"/>
@@ -1360,10 +1455,10 @@
       <w:szCs w:val="24"/>
     </w:rPr>
   </w:style>
-  <w:style w:type="character" w:customStyle="1" w:styleId="SubtitleChar">
-    <w:name w:val="Subtitle Char"/>
-    <w:basedOn w:val="DefaultParagraphFont"/>
-    <w:link w:val="Subtitle"/>
+  <w:style w:type="character" w:customStyle="1" w:styleId="UntertitelZchn">
+    <w:name w:val="Untertitel Zchn"/>
+    <w:basedOn w:val="Absatz-Standardschriftart"/>
+    <w:link w:val="Untertitel"/>
     <w:uiPriority w:val="11"/>
     <w:rsid w:val="00FC693F"/>
     <w:rPr>
@@ -1376,9 +1471,9 @@
       <w:szCs w:val="24"/>
     </w:rPr>
   </w:style>
-  <w:style w:type="paragraph" w:styleId="ListParagraph">
+  <w:style w:type="paragraph" w:styleId="Listenabsatz">
     <w:name w:val="List Paragraph"/>
-    <w:basedOn w:val="Normal"/>
+    <w:basedOn w:val="Standard"/>
     <w:uiPriority w:val="34"/>
     <w:qFormat/>
     <w:rsid w:val="00FC693F"/>
@@ -1387,10 +1482,10 @@
       <w:contextualSpacing/>
     </w:pPr>
   </w:style>
-  <w:style w:type="paragraph" w:styleId="BodyText">
+  <w:style w:type="paragraph" w:styleId="Textkrper">
     <w:name w:val="Body Text"/>
-    <w:basedOn w:val="Normal"/>
-    <w:link w:val="BodyTextChar"/>
+    <w:basedOn w:val="Standard"/>
+    <w:link w:val="TextkrperZchn"/>
     <w:uiPriority w:val="99"/>
     <w:unhideWhenUsed/>
     <w:rsid w:val="00AA1D8D"/>
@@ -1398,17 +1493,17 @@
       <w:spacing w:after="120"/>
     </w:pPr>
   </w:style>
-  <w:style w:type="character" w:customStyle="1" w:styleId="BodyTextChar">
-    <w:name w:val="Body Text Char"/>
-    <w:basedOn w:val="DefaultParagraphFont"/>
-    <w:link w:val="BodyText"/>
+  <w:style w:type="character" w:customStyle="1" w:styleId="TextkrperZchn">
+    <w:name w:val="Textkörper Zchn"/>
+    <w:basedOn w:val="Absatz-Standardschriftart"/>
+    <w:link w:val="Textkrper"/>
     <w:uiPriority w:val="99"/>
     <w:rsid w:val="00AA1D8D"/>
   </w:style>
-  <w:style w:type="paragraph" w:styleId="BodyText2">
+  <w:style w:type="paragraph" w:styleId="Textkrper2">
     <w:name w:val="Body Text 2"/>
-    <w:basedOn w:val="Normal"/>
-    <w:link w:val="BodyText2Char"/>
+    <w:basedOn w:val="Standard"/>
+    <w:link w:val="Textkrper2Zchn"/>
     <w:uiPriority w:val="99"/>
     <w:unhideWhenUsed/>
     <w:rsid w:val="00AA1D8D"/>
@@ -1416,17 +1511,17 @@
       <w:spacing w:after="120" w:line="480" w:lineRule="auto"/>
     </w:pPr>
   </w:style>
-  <w:style w:type="character" w:customStyle="1" w:styleId="BodyText2Char">
-    <w:name w:val="Body Text 2 Char"/>
-    <w:basedOn w:val="DefaultParagraphFont"/>
-    <w:link w:val="BodyText2"/>
+  <w:style w:type="character" w:customStyle="1" w:styleId="Textkrper2Zchn">
+    <w:name w:val="Textkörper 2 Zchn"/>
+    <w:basedOn w:val="Absatz-Standardschriftart"/>
+    <w:link w:val="Textkrper2"/>
     <w:uiPriority w:val="99"/>
     <w:rsid w:val="00AA1D8D"/>
   </w:style>
-  <w:style w:type="paragraph" w:styleId="BodyText3">
+  <w:style w:type="paragraph" w:styleId="Textkrper3">
     <w:name w:val="Body Text 3"/>
-    <w:basedOn w:val="Normal"/>
-    <w:link w:val="BodyText3Char"/>
+    <w:basedOn w:val="Standard"/>
+    <w:link w:val="Textkrper3Zchn"/>
     <w:uiPriority w:val="99"/>
     <w:unhideWhenUsed/>
     <w:rsid w:val="00AA1D8D"/>
@@ -1438,10 +1533,10 @@
       <w:szCs w:val="16"/>
     </w:rPr>
   </w:style>
-  <w:style w:type="character" w:customStyle="1" w:styleId="BodyText3Char">
-    <w:name w:val="Body Text 3 Char"/>
-    <w:basedOn w:val="DefaultParagraphFont"/>
-    <w:link w:val="BodyText3"/>
+  <w:style w:type="character" w:customStyle="1" w:styleId="Textkrper3Zchn">
+    <w:name w:val="Textkörper 3 Zchn"/>
+    <w:basedOn w:val="Absatz-Standardschriftart"/>
+    <w:link w:val="Textkrper3"/>
     <w:uiPriority w:val="99"/>
     <w:rsid w:val="00AA1D8D"/>
     <w:rPr>
@@ -1449,9 +1544,9 @@
       <w:szCs w:val="16"/>
     </w:rPr>
   </w:style>
-  <w:style w:type="paragraph" w:styleId="List">
+  <w:style w:type="paragraph" w:styleId="Liste">
     <w:name w:val="List"/>
-    <w:basedOn w:val="Normal"/>
+    <w:basedOn w:val="Standard"/>
     <w:uiPriority w:val="99"/>
     <w:unhideWhenUsed/>
     <w:rsid w:val="00AA1D8D"/>
@@ -1460,9 +1555,9 @@
       <w:contextualSpacing/>
     </w:pPr>
   </w:style>
-  <w:style w:type="paragraph" w:styleId="List2">
+  <w:style w:type="paragraph" w:styleId="Liste2">
     <w:name w:val="List 2"/>
-    <w:basedOn w:val="Normal"/>
+    <w:basedOn w:val="Standard"/>
     <w:uiPriority w:val="99"/>
     <w:unhideWhenUsed/>
     <w:rsid w:val="00326F90"/>
@@ -1471,9 +1566,9 @@
       <w:contextualSpacing/>
     </w:pPr>
   </w:style>
-  <w:style w:type="paragraph" w:styleId="List3">
+  <w:style w:type="paragraph" w:styleId="Liste3">
     <w:name w:val="List 3"/>
-    <w:basedOn w:val="Normal"/>
+    <w:basedOn w:val="Standard"/>
     <w:uiPriority w:val="99"/>
     <w:unhideWhenUsed/>
     <w:rsid w:val="00326F90"/>
@@ -1482,9 +1577,9 @@
       <w:contextualSpacing/>
     </w:pPr>
   </w:style>
-  <w:style w:type="paragraph" w:styleId="ListBullet">
+  <w:style w:type="paragraph" w:styleId="Aufzhlungszeichen">
     <w:name w:val="List Bullet"/>
-    <w:basedOn w:val="Normal"/>
+    <w:basedOn w:val="Standard"/>
     <w:uiPriority w:val="99"/>
     <w:unhideWhenUsed/>
     <w:rsid w:val="00326F90"/>
@@ -1495,9 +1590,9 @@
       <w:contextualSpacing/>
     </w:pPr>
   </w:style>
-  <w:style w:type="paragraph" w:styleId="ListBullet2">
+  <w:style w:type="paragraph" w:styleId="Aufzhlungszeichen2">
     <w:name w:val="List Bullet 2"/>
-    <w:basedOn w:val="Normal"/>
+    <w:basedOn w:val="Standard"/>
     <w:uiPriority w:val="99"/>
     <w:unhideWhenUsed/>
     <w:rsid w:val="00326F90"/>
@@ -1508,9 +1603,9 @@
       <w:contextualSpacing/>
     </w:pPr>
   </w:style>
-  <w:style w:type="paragraph" w:styleId="ListBullet3">
+  <w:style w:type="paragraph" w:styleId="Aufzhlungszeichen3">
     <w:name w:val="List Bullet 3"/>
-    <w:basedOn w:val="Normal"/>
+    <w:basedOn w:val="Standard"/>
     <w:uiPriority w:val="99"/>
     <w:unhideWhenUsed/>
     <w:rsid w:val="00326F90"/>
@@ -1521,9 +1616,9 @@
       <w:contextualSpacing/>
     </w:pPr>
   </w:style>
-  <w:style w:type="paragraph" w:styleId="ListNumber">
+  <w:style w:type="paragraph" w:styleId="Listennummer">
     <w:name w:val="List Number"/>
-    <w:basedOn w:val="Normal"/>
+    <w:basedOn w:val="Standard"/>
     <w:uiPriority w:val="99"/>
     <w:unhideWhenUsed/>
     <w:rsid w:val="00326F90"/>
@@ -1534,9 +1629,9 @@
       <w:contextualSpacing/>
     </w:pPr>
   </w:style>
-  <w:style w:type="paragraph" w:styleId="ListNumber2">
+  <w:style w:type="paragraph" w:styleId="Listennummer2">
     <w:name w:val="List Number 2"/>
-    <w:basedOn w:val="Normal"/>
+    <w:basedOn w:val="Standard"/>
     <w:uiPriority w:val="99"/>
     <w:unhideWhenUsed/>
     <w:rsid w:val="0029639D"/>
@@ -1547,9 +1642,9 @@
       <w:contextualSpacing/>
     </w:pPr>
   </w:style>
-  <w:style w:type="paragraph" w:styleId="ListNumber3">
+  <w:style w:type="paragraph" w:styleId="Listennummer3">
     <w:name w:val="List Number 3"/>
-    <w:basedOn w:val="Normal"/>
+    <w:basedOn w:val="Standard"/>
     <w:uiPriority w:val="99"/>
     <w:unhideWhenUsed/>
     <w:rsid w:val="0029639D"/>
@@ -1560,9 +1655,9 @@
       <w:contextualSpacing/>
     </w:pPr>
   </w:style>
-  <w:style w:type="paragraph" w:styleId="ListContinue">
+  <w:style w:type="paragraph" w:styleId="Listenfortsetzung">
     <w:name w:val="List Continue"/>
-    <w:basedOn w:val="Normal"/>
+    <w:basedOn w:val="Standard"/>
     <w:uiPriority w:val="99"/>
     <w:unhideWhenUsed/>
     <w:rsid w:val="0029639D"/>
@@ -1572,9 +1667,9 @@
       <w:contextualSpacing/>
     </w:pPr>
   </w:style>
-  <w:style w:type="paragraph" w:styleId="ListContinue2">
+  <w:style w:type="paragraph" w:styleId="Listenfortsetzung2">
     <w:name w:val="List Continue 2"/>
-    <w:basedOn w:val="Normal"/>
+    <w:basedOn w:val="Standard"/>
     <w:uiPriority w:val="99"/>
     <w:unhideWhenUsed/>
     <w:rsid w:val="0029639D"/>
@@ -1584,9 +1679,9 @@
       <w:contextualSpacing/>
     </w:pPr>
   </w:style>
-  <w:style w:type="paragraph" w:styleId="ListContinue3">
+  <w:style w:type="paragraph" w:styleId="Listenfortsetzung3">
     <w:name w:val="List Continue 3"/>
-    <w:basedOn w:val="Normal"/>
+    <w:basedOn w:val="Standard"/>
     <w:uiPriority w:val="99"/>
     <w:unhideWhenUsed/>
     <w:rsid w:val="0029639D"/>
@@ -1596,9 +1691,9 @@
       <w:contextualSpacing/>
     </w:pPr>
   </w:style>
-  <w:style w:type="paragraph" w:styleId="MacroText">
+  <w:style w:type="paragraph" w:styleId="Makrotext">
     <w:name w:val="macro"/>
-    <w:link w:val="MacroTextChar"/>
+    <w:link w:val="MakrotextZchn"/>
     <w:uiPriority w:val="99"/>
     <w:unhideWhenUsed/>
     <w:rsid w:val="0029639D"/>
@@ -1619,10 +1714,10 @@
       <w:szCs w:val="20"/>
     </w:rPr>
   </w:style>
-  <w:style w:type="character" w:customStyle="1" w:styleId="MacroTextChar">
-    <w:name w:val="Macro Text Char"/>
-    <w:basedOn w:val="DefaultParagraphFont"/>
-    <w:link w:val="MacroText"/>
+  <w:style w:type="character" w:customStyle="1" w:styleId="MakrotextZchn">
+    <w:name w:val="Makrotext Zchn"/>
+    <w:basedOn w:val="Absatz-Standardschriftart"/>
+    <w:link w:val="Makrotext"/>
     <w:uiPriority w:val="99"/>
     <w:rsid w:val="0029639D"/>
     <w:rPr>
@@ -1631,11 +1726,11 @@
       <w:szCs w:val="20"/>
     </w:rPr>
   </w:style>
-  <w:style w:type="paragraph" w:styleId="Quote">
+  <w:style w:type="paragraph" w:styleId="Zitat">
     <w:name w:val="Quote"/>
-    <w:basedOn w:val="Normal"/>
-    <w:next w:val="Normal"/>
-    <w:link w:val="QuoteChar"/>
+    <w:basedOn w:val="Standard"/>
+    <w:next w:val="Standard"/>
+    <w:link w:val="ZitatZchn"/>
     <w:uiPriority w:val="29"/>
     <w:qFormat/>
     <w:rsid w:val="00FC693F"/>
@@ -1645,10 +1740,10 @@
       <w:color w:val="000000" w:themeColor="text1"/>
     </w:rPr>
   </w:style>
-  <w:style w:type="character" w:customStyle="1" w:styleId="QuoteChar">
-    <w:name w:val="Quote Char"/>
-    <w:basedOn w:val="DefaultParagraphFont"/>
-    <w:link w:val="Quote"/>
+  <w:style w:type="character" w:customStyle="1" w:styleId="ZitatZchn">
+    <w:name w:val="Zitat Zchn"/>
+    <w:basedOn w:val="Absatz-Standardschriftart"/>
+    <w:link w:val="Zitat"/>
     <w:uiPriority w:val="29"/>
     <w:rsid w:val="00FC693F"/>
     <w:rPr>
@@ -1657,10 +1752,10 @@
       <w:color w:val="000000" w:themeColor="text1"/>
     </w:rPr>
   </w:style>
-  <w:style w:type="character" w:customStyle="1" w:styleId="Heading4Char">
-    <w:name w:val="Heading 4 Char"/>
-    <w:basedOn w:val="DefaultParagraphFont"/>
-    <w:link w:val="Heading4"/>
+  <w:style w:type="character" w:customStyle="1" w:styleId="berschrift4Zchn">
+    <w:name w:val="Überschrift 4 Zchn"/>
+    <w:basedOn w:val="Absatz-Standardschriftart"/>
+    <w:link w:val="berschrift4"/>
     <w:uiPriority w:val="9"/>
     <w:semiHidden/>
     <w:rsid w:val="00FC693F"/>
@@ -1673,10 +1768,10 @@
       <w:color w:val="4F81BD" w:themeColor="accent1"/>
     </w:rPr>
   </w:style>
-  <w:style w:type="character" w:customStyle="1" w:styleId="Heading5Char">
-    <w:name w:val="Heading 5 Char"/>
-    <w:basedOn w:val="DefaultParagraphFont"/>
-    <w:link w:val="Heading5"/>
+  <w:style w:type="character" w:customStyle="1" w:styleId="berschrift5Zchn">
+    <w:name w:val="Überschrift 5 Zchn"/>
+    <w:basedOn w:val="Absatz-Standardschriftart"/>
+    <w:link w:val="berschrift5"/>
     <w:uiPriority w:val="9"/>
     <w:semiHidden/>
     <w:rsid w:val="00FC693F"/>
@@ -1685,10 +1780,10 @@
       <w:color w:val="243F60" w:themeColor="accent1" w:themeShade="7F"/>
     </w:rPr>
   </w:style>
-  <w:style w:type="character" w:customStyle="1" w:styleId="Heading6Char">
-    <w:name w:val="Heading 6 Char"/>
-    <w:basedOn w:val="DefaultParagraphFont"/>
-    <w:link w:val="Heading6"/>
+  <w:style w:type="character" w:customStyle="1" w:styleId="berschrift6Zchn">
+    <w:name w:val="Überschrift 6 Zchn"/>
+    <w:basedOn w:val="Absatz-Standardschriftart"/>
+    <w:link w:val="berschrift6"/>
     <w:uiPriority w:val="9"/>
     <w:semiHidden/>
     <w:rsid w:val="00FC693F"/>
@@ -1699,10 +1794,10 @@
       <w:color w:val="243F60" w:themeColor="accent1" w:themeShade="7F"/>
     </w:rPr>
   </w:style>
-  <w:style w:type="character" w:customStyle="1" w:styleId="Heading7Char">
-    <w:name w:val="Heading 7 Char"/>
-    <w:basedOn w:val="DefaultParagraphFont"/>
-    <w:link w:val="Heading7"/>
+  <w:style w:type="character" w:customStyle="1" w:styleId="berschrift7Zchn">
+    <w:name w:val="Überschrift 7 Zchn"/>
+    <w:basedOn w:val="Absatz-Standardschriftart"/>
+    <w:link w:val="berschrift7"/>
     <w:uiPriority w:val="9"/>
     <w:semiHidden/>
     <w:rsid w:val="00FC693F"/>
@@ -1713,10 +1808,10 @@
       <w:color w:val="404040" w:themeColor="text1" w:themeTint="BF"/>
     </w:rPr>
   </w:style>
-  <w:style w:type="character" w:customStyle="1" w:styleId="Heading8Char">
-    <w:name w:val="Heading 8 Char"/>
-    <w:basedOn w:val="DefaultParagraphFont"/>
-    <w:link w:val="Heading8"/>
+  <w:style w:type="character" w:customStyle="1" w:styleId="berschrift8Zchn">
+    <w:name w:val="Überschrift 8 Zchn"/>
+    <w:basedOn w:val="Absatz-Standardschriftart"/>
+    <w:link w:val="berschrift8"/>
     <w:uiPriority w:val="9"/>
     <w:semiHidden/>
     <w:rsid w:val="00FC693F"/>
@@ -1727,10 +1822,10 @@
       <w:szCs w:val="20"/>
     </w:rPr>
   </w:style>
-  <w:style w:type="character" w:customStyle="1" w:styleId="Heading9Char">
-    <w:name w:val="Heading 9 Char"/>
-    <w:basedOn w:val="DefaultParagraphFont"/>
-    <w:link w:val="Heading9"/>
+  <w:style w:type="character" w:customStyle="1" w:styleId="berschrift9Zchn">
+    <w:name w:val="Überschrift 9 Zchn"/>
+    <w:basedOn w:val="Absatz-Standardschriftart"/>
+    <w:link w:val="berschrift9"/>
     <w:uiPriority w:val="9"/>
     <w:semiHidden/>
     <w:rsid w:val="00FC693F"/>
@@ -1743,10 +1838,10 @@
       <w:szCs w:val="20"/>
     </w:rPr>
   </w:style>
-  <w:style w:type="paragraph" w:styleId="Caption">
+  <w:style w:type="paragraph" w:styleId="Beschriftung">
     <w:name w:val="caption"/>
-    <w:basedOn w:val="Normal"/>
-    <w:next w:val="Normal"/>
+    <w:basedOn w:val="Standard"/>
+    <w:next w:val="Standard"/>
     <w:uiPriority w:val="35"/>
     <w:semiHidden/>
     <w:unhideWhenUsed/>
@@ -1763,9 +1858,9 @@
       <w:szCs w:val="18"/>
     </w:rPr>
   </w:style>
-  <w:style w:type="character" w:styleId="Strong">
+  <w:style w:type="character" w:styleId="Fett">
     <w:name w:val="Strong"/>
-    <w:basedOn w:val="DefaultParagraphFont"/>
+    <w:basedOn w:val="Absatz-Standardschriftart"/>
     <w:uiPriority w:val="22"/>
     <w:qFormat/>
     <w:rsid w:val="00FC693F"/>
@@ -1774,9 +1869,9 @@
       <w:bCs/>
     </w:rPr>
   </w:style>
-  <w:style w:type="character" w:styleId="Emphasis">
+  <w:style w:type="character" w:styleId="Hervorhebung">
     <w:name w:val="Emphasis"/>
-    <w:basedOn w:val="DefaultParagraphFont"/>
+    <w:basedOn w:val="Absatz-Standardschriftart"/>
     <w:uiPriority w:val="20"/>
     <w:qFormat/>
     <w:rsid w:val="00FC693F"/>
@@ -1785,11 +1880,11 @@
       <w:iCs/>
     </w:rPr>
   </w:style>
-  <w:style w:type="paragraph" w:styleId="IntenseQuote">
+  <w:style w:type="paragraph" w:styleId="IntensivesZitat">
     <w:name w:val="Intense Quote"/>
-    <w:basedOn w:val="Normal"/>
-    <w:next w:val="Normal"/>
-    <w:link w:val="IntenseQuoteChar"/>
+    <w:basedOn w:val="Standard"/>
+    <w:next w:val="Standard"/>
+    <w:link w:val="IntensivesZitatZchn"/>
     <w:uiPriority w:val="30"/>
     <w:qFormat/>
     <w:rsid w:val="00FC693F"/>
@@ -1808,10 +1903,10 @@
       <w:color w:val="4F81BD" w:themeColor="accent1"/>
     </w:rPr>
   </w:style>
-  <w:style w:type="character" w:customStyle="1" w:styleId="IntenseQuoteChar">
-    <w:name w:val="Intense Quote Char"/>
-    <w:basedOn w:val="DefaultParagraphFont"/>
-    <w:link w:val="IntenseQuote"/>
+  <w:style w:type="character" w:customStyle="1" w:styleId="IntensivesZitatZchn">
+    <w:name w:val="Intensives Zitat Zchn"/>
+    <w:basedOn w:val="Absatz-Standardschriftart"/>
+    <w:link w:val="IntensivesZitat"/>
     <w:uiPriority w:val="30"/>
     <w:rsid w:val="00FC693F"/>
     <w:rPr>
@@ -1822,9 +1917,9 @@
       <w:color w:val="4F81BD" w:themeColor="accent1"/>
     </w:rPr>
   </w:style>
-  <w:style w:type="character" w:styleId="SubtleEmphasis">
+  <w:style w:type="character" w:styleId="SchwacheHervorhebung">
     <w:name w:val="Subtle Emphasis"/>
-    <w:basedOn w:val="DefaultParagraphFont"/>
+    <w:basedOn w:val="Absatz-Standardschriftart"/>
     <w:uiPriority w:val="19"/>
     <w:qFormat/>
     <w:rsid w:val="00FC693F"/>
@@ -1834,9 +1929,9 @@
       <w:color w:val="808080" w:themeColor="text1" w:themeTint="7F"/>
     </w:rPr>
   </w:style>
-  <w:style w:type="character" w:styleId="IntenseEmphasis">
+  <w:style w:type="character" w:styleId="IntensiveHervorhebung">
     <w:name w:val="Intense Emphasis"/>
-    <w:basedOn w:val="DefaultParagraphFont"/>
+    <w:basedOn w:val="Absatz-Standardschriftart"/>
     <w:uiPriority w:val="21"/>
     <w:qFormat/>
     <w:rsid w:val="00FC693F"/>
@@ -1848,9 +1943,9 @@
       <w:color w:val="4F81BD" w:themeColor="accent1"/>
     </w:rPr>
   </w:style>
-  <w:style w:type="character" w:styleId="SubtleReference">
+  <w:style w:type="character" w:styleId="SchwacherVerweis">
     <w:name w:val="Subtle Reference"/>
-    <w:basedOn w:val="DefaultParagraphFont"/>
+    <w:basedOn w:val="Absatz-Standardschriftart"/>
     <w:uiPriority w:val="31"/>
     <w:qFormat/>
     <w:rsid w:val="00FC693F"/>
@@ -1860,9 +1955,9 @@
       <w:u w:val="single"/>
     </w:rPr>
   </w:style>
-  <w:style w:type="character" w:styleId="IntenseReference">
+  <w:style w:type="character" w:styleId="IntensiverVerweis">
     <w:name w:val="Intense Reference"/>
-    <w:basedOn w:val="DefaultParagraphFont"/>
+    <w:basedOn w:val="Absatz-Standardschriftart"/>
     <w:uiPriority w:val="32"/>
     <w:qFormat/>
     <w:rsid w:val="00FC693F"/>
@@ -1875,9 +1970,9 @@
       <w:u w:val="single"/>
     </w:rPr>
   </w:style>
-  <w:style w:type="character" w:styleId="BookTitle">
+  <w:style w:type="character" w:styleId="Buchtitel">
     <w:name w:val="Book Title"/>
-    <w:basedOn w:val="DefaultParagraphFont"/>
+    <w:basedOn w:val="Absatz-Standardschriftart"/>
     <w:uiPriority w:val="33"/>
     <w:qFormat/>
     <w:rsid w:val="00FC693F"/>
@@ -1888,10 +1983,10 @@
       <w:spacing w:val="5"/>
     </w:rPr>
   </w:style>
-  <w:style w:type="paragraph" w:styleId="TOCHeading">
+  <w:style w:type="paragraph" w:styleId="Inhaltsverzeichnisberschrift">
     <w:name w:val="TOC Heading"/>
-    <w:basedOn w:val="Heading1"/>
-    <w:next w:val="Normal"/>
+    <w:basedOn w:val="berschrift1"/>
+    <w:next w:val="Standard"/>
     <w:uiPriority w:val="39"/>
     <w:semiHidden/>
     <w:unhideWhenUsed/>
@@ -1901,9 +1996,9 @@
       <w:outlineLvl w:val="9"/>
     </w:pPr>
   </w:style>
-  <w:style w:type="table" w:styleId="TableGrid">
+  <w:style w:type="table" w:styleId="Tabellenraster">
     <w:name w:val="Table Grid"/>
-    <w:basedOn w:val="TableNormal"/>
+    <w:basedOn w:val="NormaleTabelle"/>
     <w:uiPriority w:val="59"/>
     <w:rsid w:val="00FC693F"/>
     <w:pPr>
@@ -1920,9 +2015,9 @@
       </w:tblBorders>
     </w:tblPr>
   </w:style>
-  <w:style w:type="table" w:styleId="LightShading">
+  <w:style w:type="table" w:styleId="HelleSchattierung">
     <w:name w:val="Light Shading"/>
-    <w:basedOn w:val="TableNormal"/>
+    <w:basedOn w:val="NormaleTabelle"/>
     <w:uiPriority w:val="60"/>
     <w:rsid w:val="00FC693F"/>
     <w:pPr>
@@ -2016,9 +2111,9 @@
       </w:tcPr>
     </w:tblStylePr>
   </w:style>
-  <w:style w:type="table" w:styleId="LightShading-Accent1">
+  <w:style w:type="table" w:styleId="HelleSchattierung-Akzent1">
     <w:name w:val="Light Shading Accent 1"/>
-    <w:basedOn w:val="TableNormal"/>
+    <w:basedOn w:val="NormaleTabelle"/>
     <w:uiPriority w:val="60"/>
     <w:rsid w:val="00FC693F"/>
     <w:pPr>
@@ -2112,9 +2207,9 @@
       </w:tcPr>
     </w:tblStylePr>
   </w:style>
-  <w:style w:type="table" w:styleId="LightShading-Accent2">
+  <w:style w:type="table" w:styleId="HelleSchattierung-Akzent2">
     <w:name w:val="Light Shading Accent 2"/>
-    <w:basedOn w:val="TableNormal"/>
+    <w:basedOn w:val="NormaleTabelle"/>
     <w:uiPriority w:val="60"/>
     <w:rsid w:val="00FC693F"/>
     <w:pPr>
@@ -2208,9 +2303,9 @@
       </w:tcPr>
     </w:tblStylePr>
   </w:style>
-  <w:style w:type="table" w:styleId="LightShading-Accent3">
+  <w:style w:type="table" w:styleId="HelleSchattierung-Akzent3">
     <w:name w:val="Light Shading Accent 3"/>
-    <w:basedOn w:val="TableNormal"/>
+    <w:basedOn w:val="NormaleTabelle"/>
     <w:uiPriority w:val="60"/>
     <w:rsid w:val="00FC693F"/>
     <w:pPr>
@@ -2304,9 +2399,9 @@
       </w:tcPr>
     </w:tblStylePr>
   </w:style>
-  <w:style w:type="table" w:styleId="LightShading-Accent4">
+  <w:style w:type="table" w:styleId="HelleSchattierung-Akzent4">
     <w:name w:val="Light Shading Accent 4"/>
-    <w:basedOn w:val="TableNormal"/>
+    <w:basedOn w:val="NormaleTabelle"/>
     <w:uiPriority w:val="60"/>
     <w:rsid w:val="00FC693F"/>
     <w:pPr>
@@ -2400,9 +2495,9 @@
       </w:tcPr>
     </w:tblStylePr>
   </w:style>
-  <w:style w:type="table" w:styleId="LightShading-Accent5">
+  <w:style w:type="table" w:styleId="HelleSchattierung-Akzent5">
     <w:name w:val="Light Shading Accent 5"/>
-    <w:basedOn w:val="TableNormal"/>
+    <w:basedOn w:val="NormaleTabelle"/>
     <w:uiPriority w:val="60"/>
     <w:rsid w:val="00FC693F"/>
     <w:pPr>
@@ -2496,9 +2591,9 @@
       </w:tcPr>
     </w:tblStylePr>
   </w:style>
-  <w:style w:type="table" w:styleId="LightShading-Accent6">
+  <w:style w:type="table" w:styleId="HelleSchattierung-Akzent6">
     <w:name w:val="Light Shading Accent 6"/>
-    <w:basedOn w:val="TableNormal"/>
+    <w:basedOn w:val="NormaleTabelle"/>
     <w:uiPriority w:val="60"/>
     <w:rsid w:val="00FC693F"/>
     <w:pPr>
@@ -2592,9 +2687,9 @@
       </w:tcPr>
     </w:tblStylePr>
   </w:style>
-  <w:style w:type="table" w:styleId="LightList">
+  <w:style w:type="table" w:styleId="HelleListe">
     <w:name w:val="Light List"/>
-    <w:basedOn w:val="TableNormal"/>
+    <w:basedOn w:val="NormaleTabelle"/>
     <w:uiPriority w:val="61"/>
     <w:rsid w:val="00FC693F"/>
     <w:pPr>
@@ -2677,9 +2772,9 @@
       </w:tcPr>
     </w:tblStylePr>
   </w:style>
-  <w:style w:type="table" w:styleId="LightList-Accent1">
+  <w:style w:type="table" w:styleId="HelleListe-Akzent1">
     <w:name w:val="Light List Accent 1"/>
-    <w:basedOn w:val="TableNormal"/>
+    <w:basedOn w:val="NormaleTabelle"/>
     <w:uiPriority w:val="61"/>
     <w:rsid w:val="00FC693F"/>
     <w:pPr>
@@ -2762,9 +2857,9 @@
       </w:tcPr>
     </w:tblStylePr>
   </w:style>
-  <w:style w:type="table" w:styleId="LightList-Accent2">
+  <w:style w:type="table" w:styleId="HelleListe-Akzent2">
     <w:name w:val="Light List Accent 2"/>
-    <w:basedOn w:val="TableNormal"/>
+    <w:basedOn w:val="NormaleTabelle"/>
     <w:uiPriority w:val="61"/>
     <w:rsid w:val="00CB0664"/>
     <w:pPr>
@@ -2847,9 +2942,9 @@
       </w:tcPr>
     </w:tblStylePr>
   </w:style>
-  <w:style w:type="table" w:styleId="LightList-Accent3">
+  <w:style w:type="table" w:styleId="HelleListe-Akzent3">
     <w:name w:val="Light List Accent 3"/>
-    <w:basedOn w:val="TableNormal"/>
+    <w:basedOn w:val="NormaleTabelle"/>
     <w:uiPriority w:val="61"/>
     <w:rsid w:val="00CB0664"/>
     <w:pPr>
@@ -2932,9 +3027,9 @@
       </w:tcPr>
     </w:tblStylePr>
   </w:style>
-  <w:style w:type="table" w:styleId="LightList-Accent4">
+  <w:style w:type="table" w:styleId="HelleListe-Akzent4">
     <w:name w:val="Light List Accent 4"/>
-    <w:basedOn w:val="TableNormal"/>
+    <w:basedOn w:val="NormaleTabelle"/>
     <w:uiPriority w:val="61"/>
     <w:rsid w:val="00CB0664"/>
     <w:pPr>
@@ -3017,9 +3112,9 @@
       </w:tcPr>
     </w:tblStylePr>
   </w:style>
-  <w:style w:type="table" w:styleId="LightList-Accent5">
+  <w:style w:type="table" w:styleId="HelleListe-Akzent5">
     <w:name w:val="Light List Accent 5"/>
-    <w:basedOn w:val="TableNormal"/>
+    <w:basedOn w:val="NormaleTabelle"/>
     <w:uiPriority w:val="61"/>
     <w:rsid w:val="00CB0664"/>
     <w:pPr>
@@ -3102,9 +3197,9 @@
       </w:tcPr>
     </w:tblStylePr>
   </w:style>
-  <w:style w:type="table" w:styleId="LightList-Accent6">
+  <w:style w:type="table" w:styleId="HelleListe-Akzent6">
     <w:name w:val="Light List Accent 6"/>
-    <w:basedOn w:val="TableNormal"/>
+    <w:basedOn w:val="NormaleTabelle"/>
     <w:uiPriority w:val="61"/>
     <w:rsid w:val="00CB0664"/>
     <w:pPr>
@@ -3187,9 +3282,9 @@
       </w:tcPr>
     </w:tblStylePr>
   </w:style>
-  <w:style w:type="table" w:styleId="LightGrid">
+  <w:style w:type="table" w:styleId="HellesRaster">
     <w:name w:val="Light Grid"/>
-    <w:basedOn w:val="TableNormal"/>
+    <w:basedOn w:val="NormaleTabelle"/>
     <w:uiPriority w:val="62"/>
     <w:rsid w:val="00CB0664"/>
     <w:pPr>
@@ -3310,9 +3405,9 @@
       </w:tcPr>
     </w:tblStylePr>
   </w:style>
-  <w:style w:type="table" w:styleId="LightGrid-Accent1">
+  <w:style w:type="table" w:styleId="HellesRaster-Akzent1">
     <w:name w:val="Light Grid Accent 1"/>
-    <w:basedOn w:val="TableNormal"/>
+    <w:basedOn w:val="NormaleTabelle"/>
     <w:uiPriority w:val="62"/>
     <w:rsid w:val="00CB0664"/>
     <w:pPr>
@@ -3433,9 +3528,9 @@
       </w:tcPr>
     </w:tblStylePr>
   </w:style>
-  <w:style w:type="table" w:styleId="LightGrid-Accent2">
+  <w:style w:type="table" w:styleId="HellesRaster-Akzent2">
     <w:name w:val="Light Grid Accent 2"/>
-    <w:basedOn w:val="TableNormal"/>
+    <w:basedOn w:val="NormaleTabelle"/>
     <w:uiPriority w:val="62"/>
     <w:rsid w:val="00CB0664"/>
     <w:pPr>
@@ -3556,9 +3651,9 @@
       </w:tcPr>
     </w:tblStylePr>
   </w:style>
-  <w:style w:type="table" w:styleId="LightGrid-Accent3">
+  <w:style w:type="table" w:styleId="HellesRaster-Akzent3">
     <w:name w:val="Light Grid Accent 3"/>
-    <w:basedOn w:val="TableNormal"/>
+    <w:basedOn w:val="NormaleTabelle"/>
     <w:uiPriority w:val="62"/>
     <w:rsid w:val="00CB0664"/>
     <w:pPr>
@@ -3679,9 +3774,9 @@
       </w:tcPr>
     </w:tblStylePr>
   </w:style>
-  <w:style w:type="table" w:styleId="LightGrid-Accent4">
+  <w:style w:type="table" w:styleId="HellesRaster-Akzent4">
     <w:name w:val="Light Grid Accent 4"/>
-    <w:basedOn w:val="TableNormal"/>
+    <w:basedOn w:val="NormaleTabelle"/>
     <w:uiPriority w:val="62"/>
     <w:rsid w:val="00CB0664"/>
     <w:pPr>
@@ -3802,9 +3897,9 @@
       </w:tcPr>
     </w:tblStylePr>
   </w:style>
-  <w:style w:type="table" w:styleId="LightGrid-Accent5">
+  <w:style w:type="table" w:styleId="HellesRaster-Akzent5">
     <w:name w:val="Light Grid Accent 5"/>
-    <w:basedOn w:val="TableNormal"/>
+    <w:basedOn w:val="NormaleTabelle"/>
     <w:uiPriority w:val="62"/>
     <w:rsid w:val="00CB0664"/>
     <w:pPr>
@@ -3925,9 +4020,9 @@
       </w:tcPr>
     </w:tblStylePr>
   </w:style>
-  <w:style w:type="table" w:styleId="LightGrid-Accent6">
+  <w:style w:type="table" w:styleId="HellesRaster-Akzent6">
     <w:name w:val="Light Grid Accent 6"/>
-    <w:basedOn w:val="TableNormal"/>
+    <w:basedOn w:val="NormaleTabelle"/>
     <w:uiPriority w:val="62"/>
     <w:rsid w:val="00CB0664"/>
     <w:pPr>
@@ -4048,9 +4143,9 @@
       </w:tcPr>
     </w:tblStylePr>
   </w:style>
-  <w:style w:type="table" w:styleId="MediumShading1">
+  <w:style w:type="table" w:styleId="MittlereSchattierung1">
     <w:name w:val="Medium Shading 1"/>
-    <w:basedOn w:val="TableNormal"/>
+    <w:basedOn w:val="NormaleTabelle"/>
     <w:uiPriority w:val="63"/>
     <w:rsid w:val="00CB0664"/>
     <w:pPr>
@@ -4147,9 +4242,9 @@
       </w:tcPr>
     </w:tblStylePr>
   </w:style>
-  <w:style w:type="table" w:styleId="MediumShading1-Accent1">
+  <w:style w:type="table" w:styleId="MittlereSchattierung1-Akzent1">
     <w:name w:val="Medium Shading 1 Accent 1"/>
-    <w:basedOn w:val="TableNormal"/>
+    <w:basedOn w:val="NormaleTabelle"/>
     <w:uiPriority w:val="63"/>
     <w:rsid w:val="00CB0664"/>
     <w:pPr>
@@ -4246,9 +4341,9 @@
       </w:tcPr>
     </w:tblStylePr>
   </w:style>
-  <w:style w:type="table" w:styleId="MediumShading1-Accent2">
+  <w:style w:type="table" w:styleId="MittlereSchattierung1-Akzent2">
     <w:name w:val="Medium Shading 1 Accent 2"/>
-    <w:basedOn w:val="TableNormal"/>
+    <w:basedOn w:val="NormaleTabelle"/>
     <w:uiPriority w:val="63"/>
     <w:rsid w:val="00CB0664"/>
     <w:pPr>
@@ -4345,9 +4440,9 @@
       </w:tcPr>
     </w:tblStylePr>
   </w:style>
-  <w:style w:type="table" w:styleId="MediumShading1-Accent3">
+  <w:style w:type="table" w:styleId="MittlereSchattierung1-Akzent3">
     <w:name w:val="Medium Shading 1 Accent 3"/>
-    <w:basedOn w:val="TableNormal"/>
+    <w:basedOn w:val="NormaleTabelle"/>
     <w:uiPriority w:val="63"/>
     <w:rsid w:val="00CB0664"/>
     <w:pPr>
@@ -4444,9 +4539,9 @@
       </w:tcPr>
     </w:tblStylePr>
   </w:style>
-  <w:style w:type="table" w:styleId="MediumShading1-Accent4">
+  <w:style w:type="table" w:styleId="MittlereSchattierung1-Akzent4">
     <w:name w:val="Medium Shading 1 Accent 4"/>
-    <w:basedOn w:val="TableNormal"/>
+    <w:basedOn w:val="NormaleTabelle"/>
     <w:uiPriority w:val="63"/>
     <w:rsid w:val="00CB0664"/>
     <w:pPr>
@@ -4543,9 +4638,9 @@
       </w:tcPr>
     </w:tblStylePr>
   </w:style>
-  <w:style w:type="table" w:styleId="MediumShading1-Accent5">
+  <w:style w:type="table" w:styleId="MittlereSchattierung1-Akzent5">
     <w:name w:val="Medium Shading 1 Accent 5"/>
-    <w:basedOn w:val="TableNormal"/>
+    <w:basedOn w:val="NormaleTabelle"/>
     <w:uiPriority w:val="63"/>
     <w:rsid w:val="00CB0664"/>
     <w:pPr>
@@ -4642,9 +4737,9 @@
       </w:tcPr>
     </w:tblStylePr>
   </w:style>
-  <w:style w:type="table" w:styleId="MediumShading1-Accent6">
+  <w:style w:type="table" w:styleId="MittlereSchattierung1-Akzent6">
     <w:name w:val="Medium Shading 1 Accent 6"/>
-    <w:basedOn w:val="TableNormal"/>
+    <w:basedOn w:val="NormaleTabelle"/>
     <w:uiPriority w:val="63"/>
     <w:rsid w:val="00CB0664"/>
     <w:pPr>
@@ -4741,9 +4836,9 @@
       </w:tcPr>
     </w:tblStylePr>
   </w:style>
-  <w:style w:type="table" w:styleId="MediumShading2">
+  <w:style w:type="table" w:styleId="MittlereSchattierung2">
     <w:name w:val="Medium Shading 2"/>
-    <w:basedOn w:val="TableNormal"/>
+    <w:basedOn w:val="NormaleTabelle"/>
     <w:uiPriority w:val="64"/>
     <w:rsid w:val="00CB0664"/>
     <w:pPr>
@@ -4883,9 +4978,9 @@
       </w:tcPr>
     </w:tblStylePr>
   </w:style>
-  <w:style w:type="table" w:styleId="MediumShading2-Accent1">
+  <w:style w:type="table" w:styleId="MittlereSchattierung2-Akzent1">
     <w:name w:val="Medium Shading 2 Accent 1"/>
-    <w:basedOn w:val="TableNormal"/>
+    <w:basedOn w:val="NormaleTabelle"/>
     <w:uiPriority w:val="64"/>
     <w:rsid w:val="00CB0664"/>
     <w:pPr>
@@ -5025,9 +5120,9 @@
       </w:tcPr>
     </w:tblStylePr>
   </w:style>
-  <w:style w:type="table" w:styleId="MediumShading2-Accent2">
+  <w:style w:type="table" w:styleId="MittlereSchattierung2-Akzent2">
     <w:name w:val="Medium Shading 2 Accent 2"/>
-    <w:basedOn w:val="TableNormal"/>
+    <w:basedOn w:val="NormaleTabelle"/>
     <w:uiPriority w:val="64"/>
     <w:rsid w:val="00CB0664"/>
     <w:pPr>
@@ -5167,9 +5262,9 @@
       </w:tcPr>
     </w:tblStylePr>
   </w:style>
-  <w:style w:type="table" w:styleId="MediumShading2-Accent3">
+  <w:style w:type="table" w:styleId="MittlereSchattierung2-Akzent3">
     <w:name w:val="Medium Shading 2 Accent 3"/>
-    <w:basedOn w:val="TableNormal"/>
+    <w:basedOn w:val="NormaleTabelle"/>
     <w:uiPriority w:val="64"/>
     <w:rsid w:val="00CB0664"/>
     <w:pPr>
@@ -5309,9 +5404,9 @@
       </w:tcPr>
     </w:tblStylePr>
   </w:style>
-  <w:style w:type="table" w:styleId="MediumShading2-Accent4">
+  <w:style w:type="table" w:styleId="MittlereSchattierung2-Akzent4">
     <w:name w:val="Medium Shading 2 Accent 4"/>
-    <w:basedOn w:val="TableNormal"/>
+    <w:basedOn w:val="NormaleTabelle"/>
     <w:uiPriority w:val="64"/>
     <w:rsid w:val="00CB0664"/>
     <w:pPr>
@@ -5451,9 +5546,9 @@
       </w:tcPr>
     </w:tblStylePr>
   </w:style>
-  <w:style w:type="table" w:styleId="MediumShading2-Accent5">
+  <w:style w:type="table" w:styleId="MittlereSchattierung2-Akzent5">
     <w:name w:val="Medium Shading 2 Accent 5"/>
-    <w:basedOn w:val="TableNormal"/>
+    <w:basedOn w:val="NormaleTabelle"/>
     <w:uiPriority w:val="64"/>
     <w:rsid w:val="00CB0664"/>
     <w:pPr>
@@ -5593,9 +5688,9 @@
       </w:tcPr>
     </w:tblStylePr>
   </w:style>
-  <w:style w:type="table" w:styleId="MediumShading2-Accent6">
+  <w:style w:type="table" w:styleId="MittlereSchattierung2-Akzent6">
     <w:name w:val="Medium Shading 2 Accent 6"/>
-    <w:basedOn w:val="TableNormal"/>
+    <w:basedOn w:val="NormaleTabelle"/>
     <w:uiPriority w:val="64"/>
     <w:rsid w:val="00CB0664"/>
     <w:pPr>
@@ -5735,9 +5830,9 @@
       </w:tcPr>
     </w:tblStylePr>
   </w:style>
-  <w:style w:type="table" w:styleId="MediumList1">
+  <w:style w:type="table" w:styleId="MittlereListe1">
     <w:name w:val="Medium List 1"/>
-    <w:basedOn w:val="TableNormal"/>
+    <w:basedOn w:val="NormaleTabelle"/>
     <w:uiPriority w:val="65"/>
     <w:rsid w:val="00CB0664"/>
     <w:pPr>
@@ -5812,9 +5907,9 @@
       </w:tcPr>
     </w:tblStylePr>
   </w:style>
-  <w:style w:type="table" w:styleId="MediumList1-Accent1">
+  <w:style w:type="table" w:styleId="MittlereListe1-Akzent1">
     <w:name w:val="Medium List 1 Accent 1"/>
-    <w:basedOn w:val="TableNormal"/>
+    <w:basedOn w:val="NormaleTabelle"/>
     <w:uiPriority w:val="65"/>
     <w:rsid w:val="00CB0664"/>
     <w:pPr>
@@ -5889,9 +5984,9 @@
       </w:tcPr>
     </w:tblStylePr>
   </w:style>
-  <w:style w:type="table" w:styleId="MediumList1-Accent2">
+  <w:style w:type="table" w:styleId="MittlereListe1-Akzent2">
     <w:name w:val="Medium List 1 Accent 2"/>
-    <w:basedOn w:val="TableNormal"/>
+    <w:basedOn w:val="NormaleTabelle"/>
     <w:uiPriority w:val="65"/>
     <w:rsid w:val="00CB0664"/>
     <w:pPr>
@@ -5966,9 +6061,9 @@
       </w:tcPr>
     </w:tblStylePr>
   </w:style>
-  <w:style w:type="table" w:styleId="MediumList1-Accent3">
+  <w:style w:type="table" w:styleId="MittlereListe1-Akzent3">
     <w:name w:val="Medium List 1 Accent 3"/>
-    <w:basedOn w:val="TableNormal"/>
+    <w:basedOn w:val="NormaleTabelle"/>
     <w:uiPriority w:val="65"/>
     <w:rsid w:val="00CB0664"/>
     <w:pPr>
@@ -6043,9 +6138,9 @@
       </w:tcPr>
     </w:tblStylePr>
   </w:style>
-  <w:style w:type="table" w:styleId="MediumList1-Accent4">
+  <w:style w:type="table" w:styleId="MittlereListe1-Akzent4">
     <w:name w:val="Medium List 1 Accent 4"/>
-    <w:basedOn w:val="TableNormal"/>
+    <w:basedOn w:val="NormaleTabelle"/>
     <w:uiPriority w:val="65"/>
     <w:rsid w:val="00CB0664"/>
     <w:pPr>
@@ -6120,9 +6215,9 @@
       </w:tcPr>
     </w:tblStylePr>
   </w:style>
-  <w:style w:type="table" w:styleId="MediumList1-Accent5">
+  <w:style w:type="table" w:styleId="MittlereListe1-Akzent5">
     <w:name w:val="Medium List 1 Accent 5"/>
-    <w:basedOn w:val="TableNormal"/>
+    <w:basedOn w:val="NormaleTabelle"/>
     <w:uiPriority w:val="65"/>
     <w:rsid w:val="00CB0664"/>
     <w:pPr>
@@ -6197,9 +6292,9 @@
       </w:tcPr>
     </w:tblStylePr>
   </w:style>
-  <w:style w:type="table" w:styleId="MediumList1-Accent6">
+  <w:style w:type="table" w:styleId="MittlereListe1-Akzent6">
     <w:name w:val="Medium List 1 Accent 6"/>
-    <w:basedOn w:val="TableNormal"/>
+    <w:basedOn w:val="NormaleTabelle"/>
     <w:uiPriority w:val="65"/>
     <w:rsid w:val="00CB0664"/>
     <w:pPr>
@@ -6274,9 +6369,9 @@
       </w:tcPr>
     </w:tblStylePr>
   </w:style>
-  <w:style w:type="table" w:styleId="MediumList2">
+  <w:style w:type="table" w:styleId="MittlereListe2">
     <w:name w:val="Medium List 2"/>
-    <w:basedOn w:val="TableNormal"/>
+    <w:basedOn w:val="NormaleTabelle"/>
     <w:uiPriority w:val="66"/>
     <w:rsid w:val="00CB0664"/>
     <w:pPr>
@@ -6395,9 +6490,9 @@
       </w:tcPr>
     </w:tblStylePr>
   </w:style>
-  <w:style w:type="table" w:styleId="MediumList2-Accent1">
+  <w:style w:type="table" w:styleId="MittlereListe2-Akzent1">
     <w:name w:val="Medium List 2 Accent 1"/>
-    <w:basedOn w:val="TableNormal"/>
+    <w:basedOn w:val="NormaleTabelle"/>
     <w:uiPriority w:val="66"/>
     <w:rsid w:val="00CB0664"/>
     <w:pPr>
@@ -6516,9 +6611,9 @@
       </w:tcPr>
     </w:tblStylePr>
   </w:style>
-  <w:style w:type="table" w:styleId="MediumList2-Accent2">
+  <w:style w:type="table" w:styleId="MittlereListe2-Akzent2">
     <w:name w:val="Medium List 2 Accent 2"/>
-    <w:basedOn w:val="TableNormal"/>
+    <w:basedOn w:val="NormaleTabelle"/>
     <w:uiPriority w:val="66"/>
     <w:rsid w:val="00CB0664"/>
     <w:pPr>
@@ -6637,9 +6732,9 @@
       </w:tcPr>
     </w:tblStylePr>
   </w:style>
-  <w:style w:type="table" w:styleId="MediumList2-Accent3">
+  <w:style w:type="table" w:styleId="MittlereListe2-Akzent3">
     <w:name w:val="Medium List 2 Accent 3"/>
-    <w:basedOn w:val="TableNormal"/>
+    <w:basedOn w:val="NormaleTabelle"/>
     <w:uiPriority w:val="66"/>
     <w:rsid w:val="00CB0664"/>
     <w:pPr>
@@ -6758,9 +6853,9 @@
       </w:tcPr>
     </w:tblStylePr>
   </w:style>
-  <w:style w:type="table" w:styleId="MediumList2-Accent4">
+  <w:style w:type="table" w:styleId="MittlereListe2-Akzent4">
     <w:name w:val="Medium List 2 Accent 4"/>
-    <w:basedOn w:val="TableNormal"/>
+    <w:basedOn w:val="NormaleTabelle"/>
     <w:uiPriority w:val="66"/>
     <w:rsid w:val="00CB0664"/>
     <w:pPr>
@@ -6879,9 +6974,9 @@
       </w:tcPr>
     </w:tblStylePr>
   </w:style>
-  <w:style w:type="table" w:styleId="MediumList2-Accent5">
+  <w:style w:type="table" w:styleId="MittlereListe2-Akzent5">
     <w:name w:val="Medium List 2 Accent 5"/>
-    <w:basedOn w:val="TableNormal"/>
+    <w:basedOn w:val="NormaleTabelle"/>
     <w:uiPriority w:val="66"/>
     <w:rsid w:val="00CB0664"/>
     <w:pPr>
@@ -7000,9 +7095,9 @@
       </w:tcPr>
     </w:tblStylePr>
   </w:style>
-  <w:style w:type="table" w:styleId="MediumList2-Accent6">
+  <w:style w:type="table" w:styleId="MittlereListe2-Akzent6">
     <w:name w:val="Medium List 2 Accent 6"/>
-    <w:basedOn w:val="TableNormal"/>
+    <w:basedOn w:val="NormaleTabelle"/>
     <w:uiPriority w:val="66"/>
     <w:rsid w:val="00CB0664"/>
     <w:pPr>
@@ -7121,9 +7216,9 @@
       </w:tcPr>
     </w:tblStylePr>
   </w:style>
-  <w:style w:type="table" w:styleId="MediumGrid1">
+  <w:style w:type="table" w:styleId="MittleresRaster1">
     <w:name w:val="Medium Grid 1"/>
-    <w:basedOn w:val="TableNormal"/>
+    <w:basedOn w:val="NormaleTabelle"/>
     <w:uiPriority w:val="67"/>
     <w:rsid w:val="00CB0664"/>
     <w:pPr>
@@ -7187,9 +7282,9 @@
       </w:tcPr>
     </w:tblStylePr>
   </w:style>
-  <w:style w:type="table" w:styleId="MediumGrid1-Accent1">
+  <w:style w:type="table" w:styleId="MittleresRaster1-Akzent1">
     <w:name w:val="Medium Grid 1 Accent 1"/>
-    <w:basedOn w:val="TableNormal"/>
+    <w:basedOn w:val="NormaleTabelle"/>
     <w:uiPriority w:val="67"/>
     <w:rsid w:val="00CB0664"/>
     <w:pPr>
@@ -7253,9 +7348,9 @@
       </w:tcPr>
     </w:tblStylePr>
   </w:style>
-  <w:style w:type="table" w:styleId="MediumGrid1-Accent2">
+  <w:style w:type="table" w:styleId="MittleresRaster1-Akzent2">
     <w:name w:val="Medium Grid 1 Accent 2"/>
-    <w:basedOn w:val="TableNormal"/>
+    <w:basedOn w:val="NormaleTabelle"/>
     <w:uiPriority w:val="67"/>
     <w:rsid w:val="00CB0664"/>
     <w:pPr>
@@ -7319,9 +7414,9 @@
       </w:tcPr>
     </w:tblStylePr>
   </w:style>
-  <w:style w:type="table" w:styleId="MediumGrid1-Accent3">
+  <w:style w:type="table" w:styleId="MittleresRaster1-Akzent3">
     <w:name w:val="Medium Grid 1 Accent 3"/>
-    <w:basedOn w:val="TableNormal"/>
+    <w:basedOn w:val="NormaleTabelle"/>
     <w:uiPriority w:val="67"/>
     <w:rsid w:val="00CB0664"/>
     <w:pPr>
@@ -7385,9 +7480,9 @@
       </w:tcPr>
     </w:tblStylePr>
   </w:style>
-  <w:style w:type="table" w:styleId="MediumGrid1-Accent4">
+  <w:style w:type="table" w:styleId="MittleresRaster1-Akzent4">
     <w:name w:val="Medium Grid 1 Accent 4"/>
-    <w:basedOn w:val="TableNormal"/>
+    <w:basedOn w:val="NormaleTabelle"/>
     <w:uiPriority w:val="67"/>
     <w:rsid w:val="00CB0664"/>
     <w:pPr>
@@ -7451,9 +7546,9 @@
       </w:tcPr>
     </w:tblStylePr>
   </w:style>
-  <w:style w:type="table" w:styleId="MediumGrid1-Accent5">
+  <w:style w:type="table" w:styleId="MittleresRaster1-Akzent5">
     <w:name w:val="Medium Grid 1 Accent 5"/>
-    <w:basedOn w:val="TableNormal"/>
+    <w:basedOn w:val="NormaleTabelle"/>
     <w:uiPriority w:val="67"/>
     <w:rsid w:val="00CB0664"/>
     <w:pPr>
@@ -7517,9 +7612,9 @@
       </w:tcPr>
     </w:tblStylePr>
   </w:style>
-  <w:style w:type="table" w:styleId="MediumGrid1-Accent6">
+  <w:style w:type="table" w:styleId="MittleresRaster1-Akzent6">
     <w:name w:val="Medium Grid 1 Accent 6"/>
-    <w:basedOn w:val="TableNormal"/>
+    <w:basedOn w:val="NormaleTabelle"/>
     <w:uiPriority w:val="67"/>
     <w:rsid w:val="00CB0664"/>
     <w:pPr>
@@ -7583,9 +7678,9 @@
       </w:tcPr>
     </w:tblStylePr>
   </w:style>
-  <w:style w:type="table" w:styleId="MediumGrid2">
+  <w:style w:type="table" w:styleId="MittleresRaster2">
     <w:name w:val="Medium Grid 2"/>
-    <w:basedOn w:val="TableNormal"/>
+    <w:basedOn w:val="NormaleTabelle"/>
     <w:uiPriority w:val="68"/>
     <w:rsid w:val="00CB0664"/>
     <w:pPr>
@@ -7701,9 +7796,9 @@
       </w:tcPr>
     </w:tblStylePr>
   </w:style>
-  <w:style w:type="table" w:styleId="MediumGrid2-Accent1">
+  <w:style w:type="table" w:styleId="MittleresRaster2-Akzent1">
     <w:name w:val="Medium Grid 2 Accent 1"/>
-    <w:basedOn w:val="TableNormal"/>
+    <w:basedOn w:val="NormaleTabelle"/>
     <w:uiPriority w:val="68"/>
     <w:rsid w:val="00CB0664"/>
     <w:pPr>
@@ -7819,9 +7914,9 @@
       </w:tcPr>
     </w:tblStylePr>
   </w:style>
-  <w:style w:type="table" w:styleId="MediumGrid2-Accent2">
+  <w:style w:type="table" w:styleId="MittleresRaster2-Akzent2">
     <w:name w:val="Medium Grid 2 Accent 2"/>
-    <w:basedOn w:val="TableNormal"/>
+    <w:basedOn w:val="NormaleTabelle"/>
     <w:uiPriority w:val="68"/>
     <w:rsid w:val="00CB0664"/>
     <w:pPr>
@@ -7937,9 +8032,9 @@
       </w:tcPr>
     </w:tblStylePr>
   </w:style>
-  <w:style w:type="table" w:styleId="MediumGrid2-Accent3">
+  <w:style w:type="table" w:styleId="MittleresRaster2-Akzent3">
     <w:name w:val="Medium Grid 2 Accent 3"/>
-    <w:basedOn w:val="TableNormal"/>
+    <w:basedOn w:val="NormaleTabelle"/>
     <w:uiPriority w:val="68"/>
     <w:rsid w:val="00CB0664"/>
     <w:pPr>
@@ -8055,9 +8150,9 @@
       </w:tcPr>
     </w:tblStylePr>
   </w:style>
-  <w:style w:type="table" w:styleId="MediumGrid2-Accent4">
+  <w:style w:type="table" w:styleId="MittleresRaster2-Akzent4">
     <w:name w:val="Medium Grid 2 Accent 4"/>
-    <w:basedOn w:val="TableNormal"/>
+    <w:basedOn w:val="NormaleTabelle"/>
     <w:uiPriority w:val="68"/>
     <w:rsid w:val="00CB0664"/>
     <w:pPr>
@@ -8173,9 +8268,9 @@
       </w:tcPr>
     </w:tblStylePr>
   </w:style>
-  <w:style w:type="table" w:styleId="MediumGrid2-Accent5">
+  <w:style w:type="table" w:styleId="MittleresRaster2-Akzent5">
     <w:name w:val="Medium Grid 2 Accent 5"/>
-    <w:basedOn w:val="TableNormal"/>
+    <w:basedOn w:val="NormaleTabelle"/>
     <w:uiPriority w:val="68"/>
     <w:rsid w:val="00CB0664"/>
     <w:pPr>
@@ -8291,9 +8386,9 @@
       </w:tcPr>
     </w:tblStylePr>
   </w:style>
-  <w:style w:type="table" w:styleId="MediumGrid2-Accent6">
+  <w:style w:type="table" w:styleId="MittleresRaster2-Akzent6">
     <w:name w:val="Medium Grid 2 Accent 6"/>
-    <w:basedOn w:val="TableNormal"/>
+    <w:basedOn w:val="NormaleTabelle"/>
     <w:uiPriority w:val="68"/>
     <w:rsid w:val="00CB0664"/>
     <w:pPr>
@@ -8409,9 +8504,9 @@
       </w:tcPr>
     </w:tblStylePr>
   </w:style>
-  <w:style w:type="table" w:styleId="MediumGrid3">
+  <w:style w:type="table" w:styleId="MittleresRaster3">
     <w:name w:val="Medium Grid 3"/>
-    <w:basedOn w:val="TableNormal"/>
+    <w:basedOn w:val="NormaleTabelle"/>
     <w:uiPriority w:val="69"/>
     <w:rsid w:val="00CB0664"/>
     <w:pPr>
@@ -8543,9 +8638,9 @@
       </w:tcPr>
     </w:tblStylePr>
   </w:style>
-  <w:style w:type="table" w:styleId="MediumGrid3-Accent1">
+  <w:style w:type="table" w:styleId="MittleresRaster3-Akzent1">
     <w:name w:val="Medium Grid 3 Accent 1"/>
-    <w:basedOn w:val="TableNormal"/>
+    <w:basedOn w:val="NormaleTabelle"/>
     <w:uiPriority w:val="69"/>
     <w:rsid w:val="00CB0664"/>
     <w:pPr>
@@ -8677,9 +8772,9 @@
       </w:tcPr>
     </w:tblStylePr>
   </w:style>
-  <w:style w:type="table" w:styleId="MediumGrid3-Accent2">
+  <w:style w:type="table" w:styleId="MittleresRaster3-Akzent2">
     <w:name w:val="Medium Grid 3 Accent 2"/>
-    <w:basedOn w:val="TableNormal"/>
+    <w:basedOn w:val="NormaleTabelle"/>
     <w:uiPriority w:val="69"/>
     <w:rsid w:val="00CB0664"/>
     <w:pPr>
@@ -8811,9 +8906,9 @@
       </w:tcPr>
     </w:tblStylePr>
   </w:style>
-  <w:style w:type="table" w:styleId="MediumGrid3-Accent3">
+  <w:style w:type="table" w:styleId="MittleresRaster3-Akzent3">
     <w:name w:val="Medium Grid 3 Accent 3"/>
-    <w:basedOn w:val="TableNormal"/>
+    <w:basedOn w:val="NormaleTabelle"/>
     <w:uiPriority w:val="69"/>
     <w:rsid w:val="00CB0664"/>
     <w:pPr>
@@ -8945,9 +9040,9 @@
       </w:tcPr>
     </w:tblStylePr>
   </w:style>
-  <w:style w:type="table" w:styleId="MediumGrid3-Accent4">
+  <w:style w:type="table" w:styleId="MittleresRaster3-Akzent4">
     <w:name w:val="Medium Grid 3 Accent 4"/>
-    <w:basedOn w:val="TableNormal"/>
+    <w:basedOn w:val="NormaleTabelle"/>
     <w:uiPriority w:val="69"/>
     <w:rsid w:val="00CB0664"/>
     <w:pPr>
@@ -9079,9 +9174,9 @@
       </w:tcPr>
     </w:tblStylePr>
   </w:style>
-  <w:style w:type="table" w:styleId="MediumGrid3-Accent5">
+  <w:style w:type="table" w:styleId="MittleresRaster3-Akzent5">
     <w:name w:val="Medium Grid 3 Accent 5"/>
-    <w:basedOn w:val="TableNormal"/>
+    <w:basedOn w:val="NormaleTabelle"/>
     <w:uiPriority w:val="69"/>
     <w:rsid w:val="00CB0664"/>
     <w:pPr>
@@ -9213,9 +9308,9 @@
       </w:tcPr>
     </w:tblStylePr>
   </w:style>
-  <w:style w:type="table" w:styleId="MediumGrid3-Accent6">
+  <w:style w:type="table" w:styleId="MittleresRaster3-Akzent6">
     <w:name w:val="Medium Grid 3 Accent 6"/>
-    <w:basedOn w:val="TableNormal"/>
+    <w:basedOn w:val="NormaleTabelle"/>
     <w:uiPriority w:val="69"/>
     <w:rsid w:val="00CB0664"/>
     <w:pPr>
@@ -9347,9 +9442,9 @@
       </w:tcPr>
     </w:tblStylePr>
   </w:style>
-  <w:style w:type="table" w:styleId="DarkList">
+  <w:style w:type="table" w:styleId="DunkleListe">
     <w:name w:val="Dark List"/>
-    <w:basedOn w:val="TableNormal"/>
+    <w:basedOn w:val="NormaleTabelle"/>
     <w:uiPriority w:val="70"/>
     <w:rsid w:val="00CB0664"/>
     <w:pPr>
@@ -9454,9 +9549,9 @@
       </w:tcPr>
     </w:tblStylePr>
   </w:style>
-  <w:style w:type="table" w:styleId="DarkList-Accent1">
+  <w:style w:type="table" w:styleId="DunkleListe-Akzent1">
     <w:name w:val="Dark List Accent 1"/>
-    <w:basedOn w:val="TableNormal"/>
+    <w:basedOn w:val="NormaleTabelle"/>
     <w:uiPriority w:val="70"/>
     <w:rsid w:val="00CB0664"/>
     <w:pPr>
@@ -9561,9 +9656,9 @@
       </w:tcPr>
     </w:tblStylePr>
   </w:style>
-  <w:style w:type="table" w:styleId="DarkList-Accent2">
+  <w:style w:type="table" w:styleId="DunkleListe-Akzent2">
     <w:name w:val="Dark List Accent 2"/>
-    <w:basedOn w:val="TableNormal"/>
+    <w:basedOn w:val="NormaleTabelle"/>
     <w:uiPriority w:val="70"/>
     <w:rsid w:val="00CB0664"/>
     <w:pPr>
@@ -9668,9 +9763,9 @@
       </w:tcPr>
     </w:tblStylePr>
   </w:style>
-  <w:style w:type="table" w:styleId="DarkList-Accent3">
+  <w:style w:type="table" w:styleId="DunkleListe-Akzent3">
     <w:name w:val="Dark List Accent 3"/>
-    <w:basedOn w:val="TableNormal"/>
+    <w:basedOn w:val="NormaleTabelle"/>
     <w:uiPriority w:val="70"/>
     <w:rsid w:val="00CB0664"/>
     <w:pPr>
@@ -9775,9 +9870,9 @@
       </w:tcPr>
     </w:tblStylePr>
   </w:style>
-  <w:style w:type="table" w:styleId="DarkList-Accent4">
+  <w:style w:type="table" w:styleId="DunkleListe-Akzent4">
     <w:name w:val="Dark List Accent 4"/>
-    <w:basedOn w:val="TableNormal"/>
+    <w:basedOn w:val="NormaleTabelle"/>
     <w:uiPriority w:val="70"/>
     <w:rsid w:val="00CB0664"/>
     <w:pPr>
@@ -9882,9 +9977,9 @@
       </w:tcPr>
     </w:tblStylePr>
   </w:style>
-  <w:style w:type="table" w:styleId="DarkList-Accent5">
+  <w:style w:type="table" w:styleId="DunkleListe-Akzent5">
     <w:name w:val="Dark List Accent 5"/>
-    <w:basedOn w:val="TableNormal"/>
+    <w:basedOn w:val="NormaleTabelle"/>
     <w:uiPriority w:val="70"/>
     <w:rsid w:val="00CB0664"/>
     <w:pPr>
@@ -9989,9 +10084,9 @@
       </w:tcPr>
     </w:tblStylePr>
   </w:style>
-  <w:style w:type="table" w:styleId="DarkList-Accent6">
+  <w:style w:type="table" w:styleId="DunkleListe-Akzent6">
     <w:name w:val="Dark List Accent 6"/>
-    <w:basedOn w:val="TableNormal"/>
+    <w:basedOn w:val="NormaleTabelle"/>
     <w:uiPriority w:val="70"/>
     <w:rsid w:val="00CB0664"/>
     <w:pPr>
@@ -10096,9 +10191,9 @@
       </w:tcPr>
     </w:tblStylePr>
   </w:style>
-  <w:style w:type="table" w:styleId="ColorfulShading">
+  <w:style w:type="table" w:styleId="FarbigeSchattierung">
     <w:name w:val="Colorful Shading"/>
-    <w:basedOn w:val="TableNormal"/>
+    <w:basedOn w:val="NormaleTabelle"/>
     <w:uiPriority w:val="71"/>
     <w:rsid w:val="00CB0664"/>
     <w:pPr>
@@ -10211,9 +10306,9 @@
       </w:rPr>
     </w:tblStylePr>
   </w:style>
-  <w:style w:type="table" w:styleId="ColorfulShading-Accent1">
+  <w:style w:type="table" w:styleId="FarbigeSchattierung-Akzent1">
     <w:name w:val="Colorful Shading Accent 1"/>
-    <w:basedOn w:val="TableNormal"/>
+    <w:basedOn w:val="NormaleTabelle"/>
     <w:uiPriority w:val="71"/>
     <w:rsid w:val="00CB0664"/>
     <w:pPr>
@@ -10326,9 +10421,9 @@
       </w:rPr>
     </w:tblStylePr>
   </w:style>
-  <w:style w:type="table" w:styleId="ColorfulShading-Accent2">
+  <w:style w:type="table" w:styleId="FarbigeSchattierung-Akzent2">
     <w:name w:val="Colorful Shading Accent 2"/>
-    <w:basedOn w:val="TableNormal"/>
+    <w:basedOn w:val="NormaleTabelle"/>
     <w:uiPriority w:val="71"/>
     <w:rsid w:val="00CB0664"/>
     <w:pPr>
@@ -10441,9 +10536,9 @@
       </w:rPr>
     </w:tblStylePr>
   </w:style>
-  <w:style w:type="table" w:styleId="ColorfulShading-Accent3">
+  <w:style w:type="table" w:styleId="FarbigeSchattierung-Akzent3">
     <w:name w:val="Colorful Shading Accent 3"/>
-    <w:basedOn w:val="TableNormal"/>
+    <w:basedOn w:val="NormaleTabelle"/>
     <w:uiPriority w:val="71"/>
     <w:rsid w:val="00CB0664"/>
     <w:pPr>
@@ -10546,9 +10641,9 @@
       </w:tcPr>
     </w:tblStylePr>
   </w:style>
-  <w:style w:type="table" w:styleId="ColorfulShading-Accent4">
+  <w:style w:type="table" w:styleId="FarbigeSchattierung-Akzent4">
     <w:name w:val="Colorful Shading Accent 4"/>
-    <w:basedOn w:val="TableNormal"/>
+    <w:basedOn w:val="NormaleTabelle"/>
     <w:uiPriority w:val="71"/>
     <w:rsid w:val="00CB0664"/>
     <w:pPr>
@@ -10661,9 +10756,9 @@
       </w:rPr>
     </w:tblStylePr>
   </w:style>
-  <w:style w:type="table" w:styleId="ColorfulShading-Accent5">
+  <w:style w:type="table" w:styleId="FarbigeSchattierung-Akzent5">
     <w:name w:val="Colorful Shading Accent 5"/>
-    <w:basedOn w:val="TableNormal"/>
+    <w:basedOn w:val="NormaleTabelle"/>
     <w:uiPriority w:val="71"/>
     <w:rsid w:val="00CB0664"/>
     <w:pPr>
@@ -10776,9 +10871,9 @@
       </w:rPr>
     </w:tblStylePr>
   </w:style>
-  <w:style w:type="table" w:styleId="ColorfulShading-Accent6">
+  <w:style w:type="table" w:styleId="FarbigeSchattierung-Akzent6">
     <w:name w:val="Colorful Shading Accent 6"/>
-    <w:basedOn w:val="TableNormal"/>
+    <w:basedOn w:val="NormaleTabelle"/>
     <w:uiPriority w:val="71"/>
     <w:rsid w:val="00CB0664"/>
     <w:pPr>
@@ -10891,9 +10986,9 @@
       </w:rPr>
     </w:tblStylePr>
   </w:style>
-  <w:style w:type="table" w:styleId="ColorfulList">
+  <w:style w:type="table" w:styleId="FarbigeListe">
     <w:name w:val="Colorful List"/>
-    <w:basedOn w:val="TableNormal"/>
+    <w:basedOn w:val="NormaleTabelle"/>
     <w:uiPriority w:val="72"/>
     <w:rsid w:val="00CB0664"/>
     <w:pPr>
@@ -10970,9 +11065,9 @@
       </w:tcPr>
     </w:tblStylePr>
   </w:style>
-  <w:style w:type="table" w:styleId="ColorfulList-Accent1">
+  <w:style w:type="table" w:styleId="FarbigeListe-Akzent1">
     <w:name w:val="Colorful List Accent 1"/>
-    <w:basedOn w:val="TableNormal"/>
+    <w:basedOn w:val="NormaleTabelle"/>
     <w:uiPriority w:val="72"/>
     <w:rsid w:val="00CB0664"/>
     <w:pPr>
@@ -11049,9 +11144,9 @@
       </w:tcPr>
     </w:tblStylePr>
   </w:style>
-  <w:style w:type="table" w:styleId="ColorfulList-Accent2">
+  <w:style w:type="table" w:styleId="FarbigeListe-Akzent2">
     <w:name w:val="Colorful List Accent 2"/>
-    <w:basedOn w:val="TableNormal"/>
+    <w:basedOn w:val="NormaleTabelle"/>
     <w:uiPriority w:val="72"/>
     <w:rsid w:val="00CB0664"/>
     <w:pPr>
@@ -11128,9 +11223,9 @@
       </w:tcPr>
     </w:tblStylePr>
   </w:style>
-  <w:style w:type="table" w:styleId="ColorfulList-Accent3">
+  <w:style w:type="table" w:styleId="FarbigeListe-Akzent3">
     <w:name w:val="Colorful List Accent 3"/>
-    <w:basedOn w:val="TableNormal"/>
+    <w:basedOn w:val="NormaleTabelle"/>
     <w:uiPriority w:val="72"/>
     <w:rsid w:val="00CB0664"/>
     <w:pPr>
@@ -11207,9 +11302,9 @@
       </w:tcPr>
     </w:tblStylePr>
   </w:style>
-  <w:style w:type="table" w:styleId="ColorfulList-Accent4">
+  <w:style w:type="table" w:styleId="FarbigeListe-Akzent4">
     <w:name w:val="Colorful List Accent 4"/>
-    <w:basedOn w:val="TableNormal"/>
+    <w:basedOn w:val="NormaleTabelle"/>
     <w:uiPriority w:val="72"/>
     <w:rsid w:val="00CB0664"/>
     <w:pPr>
@@ -11286,9 +11381,9 @@
       </w:tcPr>
     </w:tblStylePr>
   </w:style>
-  <w:style w:type="table" w:styleId="ColorfulList-Accent5">
+  <w:style w:type="table" w:styleId="FarbigeListe-Akzent5">
     <w:name w:val="Colorful List Accent 5"/>
-    <w:basedOn w:val="TableNormal"/>
+    <w:basedOn w:val="NormaleTabelle"/>
     <w:uiPriority w:val="72"/>
     <w:rsid w:val="00CB0664"/>
     <w:pPr>
@@ -11365,9 +11460,9 @@
       </w:tcPr>
     </w:tblStylePr>
   </w:style>
-  <w:style w:type="table" w:styleId="ColorfulList-Accent6">
+  <w:style w:type="table" w:styleId="FarbigeListe-Akzent6">
     <w:name w:val="Colorful List Accent 6"/>
-    <w:basedOn w:val="TableNormal"/>
+    <w:basedOn w:val="NormaleTabelle"/>
     <w:uiPriority w:val="72"/>
     <w:rsid w:val="00CB0664"/>
     <w:pPr>
@@ -11444,9 +11539,9 @@
       </w:tcPr>
     </w:tblStylePr>
   </w:style>
-  <w:style w:type="table" w:styleId="ColorfulGrid">
+  <w:style w:type="table" w:styleId="FarbigesRaster">
     <w:name w:val="Colorful Grid"/>
-    <w:basedOn w:val="TableNormal"/>
+    <w:basedOn w:val="NormaleTabelle"/>
     <w:uiPriority w:val="73"/>
     <w:rsid w:val="00CB0664"/>
     <w:pPr>
@@ -11517,9 +11612,9 @@
       </w:tcPr>
     </w:tblStylePr>
   </w:style>
-  <w:style w:type="table" w:styleId="ColorfulGrid-Accent1">
+  <w:style w:type="table" w:styleId="FarbigesRaster-Akzent1">
     <w:name w:val="Colorful Grid Accent 1"/>
-    <w:basedOn w:val="TableNormal"/>
+    <w:basedOn w:val="NormaleTabelle"/>
     <w:uiPriority w:val="73"/>
     <w:rsid w:val="00CB0664"/>
     <w:pPr>
@@ -11590,9 +11685,9 @@
       </w:tcPr>
     </w:tblStylePr>
   </w:style>
-  <w:style w:type="table" w:styleId="ColorfulGrid-Accent2">
+  <w:style w:type="table" w:styleId="FarbigesRaster-Akzent2">
     <w:name w:val="Colorful Grid Accent 2"/>
-    <w:basedOn w:val="TableNormal"/>
+    <w:basedOn w:val="NormaleTabelle"/>
     <w:uiPriority w:val="73"/>
     <w:rsid w:val="00CB0664"/>
     <w:pPr>
@@ -11663,9 +11758,9 @@
       </w:tcPr>
     </w:tblStylePr>
   </w:style>
-  <w:style w:type="table" w:styleId="ColorfulGrid-Accent3">
+  <w:style w:type="table" w:styleId="FarbigesRaster-Akzent3">
     <w:name w:val="Colorful Grid Accent 3"/>
-    <w:basedOn w:val="TableNormal"/>
+    <w:basedOn w:val="NormaleTabelle"/>
     <w:uiPriority w:val="73"/>
     <w:rsid w:val="00CB0664"/>
     <w:pPr>
@@ -11736,9 +11831,9 @@
       </w:tcPr>
     </w:tblStylePr>
   </w:style>
-  <w:style w:type="table" w:styleId="ColorfulGrid-Accent4">
+  <w:style w:type="table" w:styleId="FarbigesRaster-Akzent4">
     <w:name w:val="Colorful Grid Accent 4"/>
-    <w:basedOn w:val="TableNormal"/>
+    <w:basedOn w:val="NormaleTabelle"/>
     <w:uiPriority w:val="73"/>
     <w:rsid w:val="00CB0664"/>
     <w:pPr>
@@ -11809,9 +11904,9 @@
       </w:tcPr>
     </w:tblStylePr>
   </w:style>
-  <w:style w:type="table" w:styleId="ColorfulGrid-Accent5">
+  <w:style w:type="table" w:styleId="FarbigesRaster-Akzent5">
     <w:name w:val="Colorful Grid Accent 5"/>
-    <w:basedOn w:val="TableNormal"/>
+    <w:basedOn w:val="NormaleTabelle"/>
     <w:uiPriority w:val="73"/>
     <w:rsid w:val="00CB0664"/>
     <w:pPr>
@@ -11882,9 +11977,9 @@
       </w:tcPr>
     </w:tblStylePr>
   </w:style>
-  <w:style w:type="table" w:styleId="ColorfulGrid-Accent6">
+  <w:style w:type="table" w:styleId="FarbigesRaster-Akzent6">
     <w:name w:val="Colorful Grid Accent 6"/>
-    <w:basedOn w:val="TableNormal"/>
+    <w:basedOn w:val="NormaleTabelle"/>
     <w:uiPriority w:val="73"/>
     <w:rsid w:val="00CB0664"/>
     <w:pPr>
@@ -11954,6 +12049,29 @@
         <w:shd w:val="clear" w:color="auto" w:fill="FBCAA2" w:themeFill="accent6" w:themeFillTint="7F"/>
       </w:tcPr>
     </w:tblStylePr>
+  </w:style>
+  <w:style w:type="character" w:styleId="Hyperlink">
+    <w:name w:val="Hyperlink"/>
+    <w:basedOn w:val="Absatz-Standardschriftart"/>
+    <w:uiPriority w:val="99"/>
+    <w:unhideWhenUsed/>
+    <w:rsid w:val="000D2269"/>
+    <w:rPr>
+      <w:color w:val="0000FF" w:themeColor="hyperlink"/>
+      <w:u w:val="single"/>
+    </w:rPr>
+  </w:style>
+  <w:style w:type="character" w:styleId="NichtaufgelsteErwhnung">
+    <w:name w:val="Unresolved Mention"/>
+    <w:basedOn w:val="Absatz-Standardschriftart"/>
+    <w:uiPriority w:val="99"/>
+    <w:semiHidden/>
+    <w:unhideWhenUsed/>
+    <w:rsid w:val="000D2269"/>
+    <w:rPr>
+      <w:color w:val="605E5C"/>
+      <w:shd w:val="clear" w:color="auto" w:fill="E1DFDD"/>
+    </w:rPr>
   </w:style>
 </w:styles>
 </file>
